--- a/src/core/generation/templates/horizontal.docx
+++ b/src/core/generation/templates/horizontal.docx
@@ -154,7 +154,6 @@
               </w:rPr>
               <w:t>Lineage</w:t>
             </w:r>
-            <w:proofErr w:type="gramStart"/>
             <w:r>
               <w:rPr>
                 <w:rFonts w:ascii="Arial" w:hAnsi="Arial" w:cs="Arial"/>
@@ -177,28 +176,10 @@
             </w:r>
             <w:r>
               <w:rPr>
-                <w:rFonts w:ascii="Arial" w:hAnsi="Arial" w:cs="Arial"/>
-                <w:b/>
-                <w:bCs/>
-                <w:sz w:val="18"/>
-                <w:szCs w:val="18"/>
-              </w:rPr>
-              <w:t xml:space="preserve"> </w:t>
-            </w:r>
-            <w:r>
-              <w:rPr>
                 <w:sz w:val="13"/>
                 <w:szCs w:val="13"/>
               </w:rPr>
-              <w:t>{</w:t>
-            </w:r>
-            <w:proofErr w:type="gramEnd"/>
-            <w:r>
-              <w:rPr>
-                <w:sz w:val="13"/>
-                <w:szCs w:val="13"/>
-              </w:rPr>
-              <w:t>{Label1.ProductVendor}}</w:t>
+              <w:t>{{Label1.ProductVendor}}</w:t>
             </w:r>
           </w:p>
           <w:p>
@@ -266,10 +247,12 @@
                   <w:shd w:val="clear" w:color="auto" w:fill="FFFFFF" w:themeFill="background1"/>
                   <w:noWrap/>
                   <w:tcMar>
-                    <w:top w:w="72" w:type="dxa"/>
-                    <w:left w:w="115" w:type="dxa"/>
-                    <w:right w:w="14" w:type="dxa"/>
+                    <w:top w:w="144" w:type="dxa"/>
+                    <w:left w:w="43" w:type="dxa"/>
+                    <w:bottom w:w="43" w:type="dxa"/>
+                    <w:right w:w="43" w:type="dxa"/>
                   </w:tcMar>
+                  <w:vAlign w:val="center"/>
                 </w:tcPr>
                 <w:p>
                   <w:pPr>
@@ -306,11 +289,12 @@
                   <w:shd w:val="clear" w:color="auto" w:fill="FFFFFF" w:themeFill="background1"/>
                   <w:noWrap/>
                   <w:tcMar>
-                    <w:top w:w="29" w:type="dxa"/>
-                    <w:left w:w="29" w:type="dxa"/>
-                    <w:right w:w="29" w:type="dxa"/>
+                    <w:top w:w="144" w:type="dxa"/>
+                    <w:left w:w="43" w:type="dxa"/>
+                    <w:bottom w:w="43" w:type="dxa"/>
+                    <w:right w:w="43" w:type="dxa"/>
                   </w:tcMar>
-                  <w:vAlign w:val="bottom"/>
+                  <w:vAlign w:val="center"/>
                 </w:tcPr>
                 <w:p>
                   <w:pPr>
@@ -348,10 +332,10 @@
                   <w:shd w:val="clear" w:color="auto" w:fill="FFFFFF" w:themeFill="background1"/>
                   <w:noWrap/>
                   <w:tcMar>
-                    <w:top w:w="29" w:type="dxa"/>
-                    <w:left w:w="29" w:type="dxa"/>
-                    <w:bottom w:w="29" w:type="dxa"/>
-                    <w:right w:w="29" w:type="dxa"/>
+                    <w:top w:w="144" w:type="dxa"/>
+                    <w:left w:w="43" w:type="dxa"/>
+                    <w:bottom w:w="43" w:type="dxa"/>
+                    <w:right w:w="43" w:type="dxa"/>
                   </w:tcMar>
                   <w:vAlign w:val="center"/>
                 </w:tcPr>

--- a/src/core/generation/templates/horizontal.docx
+++ b/src/core/generation/templates/horizontal.docx
@@ -154,6 +154,7 @@
               </w:rPr>
               <w:t>Lineage</w:t>
             </w:r>
+            <w:proofErr w:type="gramStart"/>
             <w:r>
               <w:rPr>
                 <w:rFonts w:ascii="Arial" w:hAnsi="Arial" w:cs="Arial"/>
@@ -176,10 +177,28 @@
             </w:r>
             <w:r>
               <w:rPr>
+                <w:rFonts w:ascii="Arial" w:hAnsi="Arial" w:cs="Arial"/>
+                <w:b/>
+                <w:bCs/>
+                <w:sz w:val="18"/>
+                <w:szCs w:val="18"/>
+              </w:rPr>
+              <w:t xml:space="preserve"> </w:t>
+            </w:r>
+            <w:r>
+              <w:rPr>
                 <w:sz w:val="13"/>
                 <w:szCs w:val="13"/>
               </w:rPr>
-              <w:t>{{Label1.ProductVendor}}</w:t>
+              <w:t>{</w:t>
+            </w:r>
+            <w:proofErr w:type="gramEnd"/>
+            <w:r>
+              <w:rPr>
+                <w:sz w:val="13"/>
+                <w:szCs w:val="13"/>
+              </w:rPr>
+              <w:t>{Label1.ProductVendor}}</w:t>
             </w:r>
           </w:p>
           <w:p>
@@ -247,12 +266,10 @@
                   <w:shd w:val="clear" w:color="auto" w:fill="FFFFFF" w:themeFill="background1"/>
                   <w:noWrap/>
                   <w:tcMar>
-                    <w:top w:w="144" w:type="dxa"/>
-                    <w:left w:w="43" w:type="dxa"/>
-                    <w:bottom w:w="43" w:type="dxa"/>
-                    <w:right w:w="43" w:type="dxa"/>
+                    <w:top w:w="72" w:type="dxa"/>
+                    <w:left w:w="115" w:type="dxa"/>
+                    <w:right w:w="14" w:type="dxa"/>
                   </w:tcMar>
-                  <w:vAlign w:val="center"/>
                 </w:tcPr>
                 <w:p>
                   <w:pPr>
@@ -289,12 +306,11 @@
                   <w:shd w:val="clear" w:color="auto" w:fill="FFFFFF" w:themeFill="background1"/>
                   <w:noWrap/>
                   <w:tcMar>
-                    <w:top w:w="144" w:type="dxa"/>
-                    <w:left w:w="43" w:type="dxa"/>
-                    <w:bottom w:w="43" w:type="dxa"/>
-                    <w:right w:w="43" w:type="dxa"/>
+                    <w:top w:w="29" w:type="dxa"/>
+                    <w:left w:w="29" w:type="dxa"/>
+                    <w:right w:w="29" w:type="dxa"/>
                   </w:tcMar>
-                  <w:vAlign w:val="center"/>
+                  <w:vAlign w:val="bottom"/>
                 </w:tcPr>
                 <w:p>
                   <w:pPr>
@@ -332,10 +348,10 @@
                   <w:shd w:val="clear" w:color="auto" w:fill="FFFFFF" w:themeFill="background1"/>
                   <w:noWrap/>
                   <w:tcMar>
-                    <w:top w:w="144" w:type="dxa"/>
-                    <w:left w:w="43" w:type="dxa"/>
-                    <w:bottom w:w="43" w:type="dxa"/>
-                    <w:right w:w="43" w:type="dxa"/>
+                    <w:top w:w="29" w:type="dxa"/>
+                    <w:left w:w="29" w:type="dxa"/>
+                    <w:bottom w:w="29" w:type="dxa"/>
+                    <w:right w:w="29" w:type="dxa"/>
                   </w:tcMar>
                   <w:vAlign w:val="center"/>
                 </w:tcPr>

--- a/src/core/generation/templates/horizontal.docx
+++ b/src/core/generation/templates/horizontal.docx
@@ -114,6 +114,26 @@
                 <w:szCs w:val="18"/>
               </w:rPr>
             </w:pPr>
+            <w:r>
+              <w:rPr>
+                <w:rFonts w:ascii="Arial" w:hAnsi="Arial" w:cs="Arial"/>
+                <w:b/>
+                <w:bCs/>
+                <w:sz w:val="18"/>
+                <w:szCs w:val="18"/>
+              </w:rPr>
+              <w:t xml:space="preserve"> </w:t>
+            </w:r>
+            <w:r>
+              <w:rPr>
+                <w:rFonts w:ascii="Arial" w:hAnsi="Arial" w:cs="Arial"/>
+                <w:b/>
+                <w:bCs/>
+                <w:sz w:val="18"/>
+                <w:szCs w:val="18"/>
+              </w:rPr>
+              <w:t xml:space="preserve"> </w:t>
+            </w:r>
             <w:r>
               <w:rPr>
                 <w:rFonts w:ascii="Arial" w:hAnsi="Arial" w:cs="Arial"/>

--- a/src/core/generation/templates/horizontal.docx
+++ b/src/core/generation/templates/horizontal.docx
@@ -58,7 +58,7 @@
             <w:tr>
               <w:trPr>
                 <w:cantSplit/>
-                <w:trHeight w:hRule="exact" w:val="1843"/>
+                <w:trHeight w:val="1848"/>
                 <w:jc w:val="center"/>
               </w:trPr>
               <w:tc>
@@ -239,7 +239,7 @@
           </w:p>
           <w:tbl>
             <w:tblPr>
-              <w:tblpPr w:leftFromText="288" w:rightFromText="288" w:vertAnchor="page" w:horzAnchor="margin" w:tblpXSpec="center" w:tblpY="2405"/>
+              <w:tblpPr w:leftFromText="288" w:rightFromText="288" w:vertAnchor="page" w:horzAnchor="margin" w:tblpXSpec="center" w:tblpY="2446"/>
               <w:tblOverlap w:val="never"/>
               <w:tblW w:w="4770" w:type="dxa"/>
               <w:jc w:val="center"/>
@@ -257,19 +257,19 @@
               <w:tblLook w:val="0000" w:firstRow="0" w:lastRow="0" w:firstColumn="0" w:lastColumn="0" w:noHBand="0" w:noVBand="0"/>
             </w:tblPr>
             <w:tblGrid>
-              <w:gridCol w:w="1800"/>
-              <w:gridCol w:w="1080"/>
-              <w:gridCol w:w="1890"/>
+              <w:gridCol w:w="1842"/>
+              <w:gridCol w:w="1087"/>
+              <w:gridCol w:w="1841"/>
             </w:tblGrid>
             <w:tr>
               <w:trPr>
                 <w:cantSplit/>
-                <w:trHeight w:hRule="exact" w:val="936"/>
+                <w:trHeight w:hRule="exact" w:val="885"/>
                 <w:jc w:val="center"/>
               </w:trPr>
               <w:tc>
                 <w:tcPr>
-                  <w:tcW w:w="1800" w:type="dxa"/>
+                  <w:tcW w:w="1829" w:type="dxa"/>
                   <w:tcBorders>
                     <w:top w:val="nil"/>
                     <w:left w:val="nil"/>
@@ -351,7 +351,7 @@
               </w:tc>
               <w:tc>
                 <w:tcPr>
-                  <w:tcW w:w="1890" w:type="dxa"/>
+                  <w:tcW w:w="1829" w:type="dxa"/>
                   <w:tcBorders>
                     <w:top w:val="nil"/>
                     <w:left w:val="nil"/>

--- a/src/core/generation/templates/horizontal.docx
+++ b/src/core/generation/templates/horizontal.docx
@@ -154,7 +154,6 @@
               </w:rPr>
               <w:t>Lineage</w:t>
             </w:r>
-            <w:proofErr w:type="gramStart"/>
             <w:r>
               <w:rPr>
                 <w:rFonts w:ascii="Arial" w:hAnsi="Arial" w:cs="Arial"/>
@@ -177,42 +176,11 @@
             </w:r>
             <w:r>
               <w:rPr>
-                <w:rFonts w:ascii="Arial" w:hAnsi="Arial" w:cs="Arial"/>
-                <w:b/>
-                <w:bCs/>
-                <w:sz w:val="18"/>
-                <w:szCs w:val="18"/>
-              </w:rPr>
-              <w:t xml:space="preserve"> </w:t>
-            </w:r>
-            <w:r>
-              <w:rPr>
                 <w:sz w:val="13"/>
                 <w:szCs w:val="13"/>
               </w:rPr>
-              <w:t>{</w:t>
+              <w:t>{{Label1.ProductVendor}}</w:t>
             </w:r>
-            <w:proofErr w:type="gramEnd"/>
-            <w:r>
-              <w:rPr>
-                <w:sz w:val="13"/>
-                <w:szCs w:val="13"/>
-              </w:rPr>
-              <w:t>{Label1.ProductVendor}}</w:t>
-            </w:r>
-          </w:p>
-          <w:p>
-            <w:pPr>
-              <w:spacing w:line="216" w:lineRule="auto"/>
-              <w:ind w:right="126"/>
-              <w:rPr>
-                <w:rFonts w:ascii="Arial" w:hAnsi="Arial" w:cs="Arial"/>
-                <w:b/>
-                <w:bCs/>
-                <w:sz w:val="8"/>
-                <w:szCs w:val="8"/>
-              </w:rPr>
-            </w:pPr>
           </w:p>
           <w:p>
             <w:pPr>

--- a/src/core/generation/templates/horizontal.docx
+++ b/src/core/generation/templates/horizontal.docx
@@ -164,23 +164,6 @@
               </w:rPr>
               <w:t>}}</w:t>
             </w:r>
-            <w:r>
-              <w:rPr>
-                <w:rFonts w:ascii="Arial" w:hAnsi="Arial" w:cs="Arial"/>
-                <w:b/>
-                <w:bCs/>
-                <w:sz w:val="18"/>
-                <w:szCs w:val="18"/>
-              </w:rPr>
-              <w:t xml:space="preserve"> </w:t>
-            </w:r>
-            <w:r>
-              <w:rPr>
-                <w:sz w:val="13"/>
-                <w:szCs w:val="13"/>
-              </w:rPr>
-              <w:t>{{Label1.ProductVendor}}</w:t>
-            </w:r>
           </w:p>
           <w:p>
             <w:pPr>
@@ -202,7 +185,7 @@
                 <w:sz w:val="8"/>
                 <w:szCs w:val="8"/>
               </w:rPr>
-              <w:t>{{Label1.ProductStrain}}</w:t>
+              <w:t>{{Label1.ProductStrain}}{{Label1.VendorInfo}}</w:t>
             </w:r>
           </w:p>
           <w:tbl>
@@ -368,6 +351,9 @@
     </w:tbl>
     <w:p>
       <w:pPr>
+        <w:tabs>
+          <w:tab w:val="left" w:pos="9083"/>
+        </w:tabs>
         <w:rPr>
           <w:sz w:val="18"/>
           <w:szCs w:val="18"/>

--- a/src/core/generation/templates/horizontal.docx
+++ b/src/core/generation/templates/horizontal.docx
@@ -31,6 +31,10 @@
           <w:tcPr>
             <w:tcW w:w="4752" w:type="dxa"/>
             <w:noWrap/>
+            <w:tcMar>
+              <w:left w:w="58" w:type="dxa"/>
+              <w:right w:w="58" w:type="dxa"/>
+            </w:tcMar>
             <w:vAlign w:val="center"/>
           </w:tcPr>
           <w:tbl>
@@ -164,6 +168,46 @@
               </w:rPr>
               <w:t>}}</w:t>
             </w:r>
+            <w:r>
+              <w:rPr>
+                <w:rFonts w:ascii="Arial" w:hAnsi="Arial" w:cs="Arial"/>
+                <w:b/>
+                <w:bCs/>
+                <w:sz w:val="18"/>
+                <w:szCs w:val="18"/>
+              </w:rPr>
+              <w:t xml:space="preserve"> </w:t>
+            </w:r>
+            <w:r>
+              <w:rPr>
+                <w:rFonts w:ascii="Arial" w:hAnsi="Arial" w:cs="Arial"/>
+                <w:b/>
+                <w:bCs/>
+                <w:sz w:val="8"/>
+                <w:szCs w:val="8"/>
+              </w:rPr>
+              <w:t>{{Label1.</w:t>
+            </w:r>
+            <w:r>
+              <w:rPr>
+                <w:rFonts w:ascii="Arial" w:hAnsi="Arial" w:cs="Arial"/>
+                <w:b/>
+                <w:bCs/>
+                <w:sz w:val="8"/>
+                <w:szCs w:val="8"/>
+              </w:rPr>
+              <w:t>ProductVendor</w:t>
+            </w:r>
+            <w:r>
+              <w:rPr>
+                <w:rFonts w:ascii="Arial" w:hAnsi="Arial" w:cs="Arial"/>
+                <w:b/>
+                <w:bCs/>
+                <w:sz w:val="8"/>
+                <w:szCs w:val="8"/>
+              </w:rPr>
+              <w:t>}}</w:t>
+            </w:r>
           </w:p>
           <w:p>
             <w:pPr>
@@ -185,7 +229,7 @@
                 <w:sz w:val="8"/>
                 <w:szCs w:val="8"/>
               </w:rPr>
-              <w:t>{{Label1.ProductStrain}}{{Label1.VendorInfo}}</w:t>
+              <w:t>{{Label1.ProductStrain}}</w:t>
             </w:r>
           </w:p>
           <w:tbl>

--- a/src/core/generation/templates/horizontal.docx
+++ b/src/core/generation/templates/horizontal.docx
@@ -217,8 +217,8 @@
                 <w:rFonts w:ascii="Arial" w:hAnsi="Arial" w:cs="Arial"/>
                 <w:b/>
                 <w:bCs/>
-                <w:sz w:val="18"/>
-                <w:szCs w:val="18"/>
+                <w:sz w:val="8"/>
+                <w:szCs w:val="8"/>
               </w:rPr>
             </w:pPr>
             <w:r>
@@ -264,7 +264,7 @@
               </w:trPr>
               <w:tc>
                 <w:tcPr>
-                  <w:tcW w:w="1829" w:type="dxa"/>
+                  <w:tcW w:w="1842" w:type="dxa"/>
                   <w:tcBorders>
                     <w:top w:val="nil"/>
                     <w:left w:val="nil"/>
@@ -304,7 +304,7 @@
               </w:tc>
               <w:tc>
                 <w:tcPr>
-                  <w:tcW w:w="1080" w:type="dxa"/>
+                  <w:tcW w:w="1087" w:type="dxa"/>
                   <w:tcBorders>
                     <w:top w:val="nil"/>
                     <w:left w:val="nil"/>
@@ -346,7 +346,7 @@
               </w:tc>
               <w:tc>
                 <w:tcPr>
-                  <w:tcW w:w="1829" w:type="dxa"/>
+                  <w:tcW w:w="1841" w:type="dxa"/>
                   <w:tcBorders>
                     <w:top w:val="nil"/>
                     <w:left w:val="nil"/>
@@ -354,13 +354,6 @@
                     <w:right w:val="nil"/>
                   </w:tcBorders>
                   <w:shd w:val="clear" w:color="auto" w:fill="FFFFFF" w:themeFill="background1"/>
-                  <w:noWrap/>
-                  <w:tcMar>
-                    <w:top w:w="29" w:type="dxa"/>
-                    <w:left w:w="29" w:type="dxa"/>
-                    <w:bottom w:w="29" w:type="dxa"/>
-                    <w:right w:w="29" w:type="dxa"/>
-                  </w:tcMar>
                   <w:vAlign w:val="center"/>
                 </w:tcPr>
                 <w:p>
@@ -389,7 +382,19 @@
               </w:tc>
             </w:tr>
           </w:tbl>
-          <w:p/>
+          <w:p>
+            <w:pPr>
+              <w:spacing w:line="216" w:lineRule="auto"/>
+              <w:ind w:right="126"/>
+              <w:rPr>
+                <w:rFonts w:ascii="Arial" w:hAnsi="Arial" w:cs="Arial"/>
+                <w:b/>
+                <w:bCs/>
+                <w:sz w:val="8"/>
+                <w:szCs w:val="8"/>
+              </w:rPr>
+            </w:pPr>
+          </w:p>
         </w:tc>
       </w:tr>
     </w:tbl>

--- a/src/core/generation/templates/horizontal.docx
+++ b/src/core/generation/templates/horizontal.docx
@@ -168,13 +168,36 @@
               </w:rPr>
               <w:t>}}</w:t>
             </w:r>
-            <w:r>
+          </w:p>
+          <w:p>
+            <w:pPr>
+              <w:spacing w:line="216" w:lineRule="auto"/>
+              <w:ind w:right="126"/>
               <w:rPr>
                 <w:rFonts w:ascii="Arial" w:hAnsi="Arial" w:cs="Arial"/>
                 <w:b/>
                 <w:bCs/>
                 <w:sz w:val="18"/>
                 <w:szCs w:val="18"/>
+              </w:rPr>
+            </w:pPr>
+            <w:r>
+              <w:rPr>
+                <w:rFonts w:ascii="Arial" w:hAnsi="Arial" w:cs="Arial"/>
+                <w:b/>
+                <w:bCs/>
+                <w:sz w:val="8"/>
+                <w:szCs w:val="8"/>
+              </w:rPr>
+              <w:t>{{Label1.ProductStrain}}</w:t>
+            </w:r>
+            <w:r>
+              <w:rPr>
+                <w:rFonts w:ascii="Arial" w:hAnsi="Arial" w:cs="Arial"/>
+                <w:b/>
+                <w:bCs/>
+                <w:sz w:val="8"/>
+                <w:szCs w:val="8"/>
               </w:rPr>
               <w:t xml:space="preserve"> </w:t>
             </w:r>
@@ -207,29 +230,6 @@
                 <w:szCs w:val="8"/>
               </w:rPr>
               <w:t>}}</w:t>
-            </w:r>
-          </w:p>
-          <w:p>
-            <w:pPr>
-              <w:spacing w:line="216" w:lineRule="auto"/>
-              <w:ind w:right="126"/>
-              <w:rPr>
-                <w:rFonts w:ascii="Arial" w:hAnsi="Arial" w:cs="Arial"/>
-                <w:b/>
-                <w:bCs/>
-                <w:sz w:val="18"/>
-                <w:szCs w:val="18"/>
-              </w:rPr>
-            </w:pPr>
-            <w:r>
-              <w:rPr>
-                <w:rFonts w:ascii="Arial" w:hAnsi="Arial" w:cs="Arial"/>
-                <w:b/>
-                <w:bCs/>
-                <w:sz w:val="8"/>
-                <w:szCs w:val="8"/>
-              </w:rPr>
-              <w:t>{{Label1.ProductStrain}}</w:t>
             </w:r>
           </w:p>
           <w:tbl>

--- a/src/core/generation/templates/horizontal.docx
+++ b/src/core/generation/templates/horizontal.docx
@@ -41,7 +41,7 @@
             <w:tblPr>
               <w:tblpPr w:leftFromText="187" w:rightFromText="187" w:vertAnchor="page" w:horzAnchor="margin" w:tblpXSpec="center" w:tblpY="61"/>
               <w:tblOverlap w:val="never"/>
-              <w:tblW w:w="4770" w:type="dxa"/>
+              <w:tblW w:w="4680" w:type="dxa"/>
               <w:jc w:val="center"/>
               <w:tblBorders>
                 <w:top w:val="single" w:sz="4" w:space="0" w:color="FFFFFF" w:themeColor="background1"/>
@@ -57,12 +57,12 @@
               <w:tblLook w:val="0000" w:firstRow="0" w:lastRow="0" w:firstColumn="0" w:lastColumn="0" w:noHBand="0" w:noVBand="0"/>
             </w:tblPr>
             <w:tblGrid>
-              <w:gridCol w:w="4770"/>
+              <w:gridCol w:w="4680"/>
             </w:tblGrid>
             <w:tr>
               <w:trPr>
                 <w:cantSplit/>
-                <w:trHeight w:val="1848"/>
+                <w:trHeight w:val="1800"/>
                 <w:jc w:val="center"/>
               </w:trPr>
               <w:tc>
@@ -236,7 +236,7 @@
             <w:tblPr>
               <w:tblpPr w:leftFromText="288" w:rightFromText="288" w:vertAnchor="page" w:horzAnchor="margin" w:tblpXSpec="center" w:tblpY="2446"/>
               <w:tblOverlap w:val="never"/>
-              <w:tblW w:w="4770" w:type="dxa"/>
+              <w:tblW w:w="4680" w:type="dxa"/>
               <w:jc w:val="center"/>
               <w:tblBorders>
                 <w:top w:val="single" w:sz="4" w:space="0" w:color="FFFFFF" w:themeColor="background1"/>
@@ -252,19 +252,19 @@
               <w:tblLook w:val="0000" w:firstRow="0" w:lastRow="0" w:firstColumn="0" w:lastColumn="0" w:noHBand="0" w:noVBand="0"/>
             </w:tblPr>
             <w:tblGrid>
-              <w:gridCol w:w="1842"/>
-              <w:gridCol w:w="1087"/>
-              <w:gridCol w:w="1841"/>
+              <w:gridCol w:w="1807"/>
+              <w:gridCol w:w="1073"/>
+              <w:gridCol w:w="1800"/>
             </w:tblGrid>
             <w:tr>
               <w:trPr>
                 <w:cantSplit/>
-                <w:trHeight w:hRule="exact" w:val="885"/>
+                <w:trHeight w:hRule="exact" w:val="792"/>
                 <w:jc w:val="center"/>
               </w:trPr>
               <w:tc>
                 <w:tcPr>
-                  <w:tcW w:w="1829" w:type="dxa"/>
+                  <w:tcW w:w="1807" w:type="dxa"/>
                   <w:tcBorders>
                     <w:top w:val="nil"/>
                     <w:left w:val="nil"/>
@@ -304,7 +304,7 @@
               </w:tc>
               <w:tc>
                 <w:tcPr>
-                  <w:tcW w:w="1080" w:type="dxa"/>
+                  <w:tcW w:w="1073" w:type="dxa"/>
                   <w:tcBorders>
                     <w:top w:val="nil"/>
                     <w:left w:val="nil"/>
@@ -346,7 +346,7 @@
               </w:tc>
               <w:tc>
                 <w:tcPr>
-                  <w:tcW w:w="1829" w:type="dxa"/>
+                  <w:tcW w:w="1800" w:type="dxa"/>
                   <w:tcBorders>
                     <w:top w:val="nil"/>
                     <w:left w:val="nil"/>

--- a/src/core/generation/templates/horizontal.docx
+++ b/src/core/generation/templates/horizontal.docx
@@ -62,7 +62,7 @@
             <w:tr>
               <w:trPr>
                 <w:cantSplit/>
-                <w:trHeight w:val="1800"/>
+                <w:trHeight w:val="1663"/>
                 <w:jc w:val="center"/>
               </w:trPr>
               <w:tc>
@@ -234,10 +234,9 @@
           </w:p>
           <w:tbl>
             <w:tblPr>
-              <w:tblpPr w:leftFromText="288" w:rightFromText="288" w:vertAnchor="page" w:horzAnchor="margin" w:tblpXSpec="center" w:tblpY="2446"/>
+              <w:tblpPr w:leftFromText="288" w:rightFromText="288" w:vertAnchor="page" w:horzAnchor="margin" w:tblpXSpec="center" w:tblpY="2309"/>
               <w:tblOverlap w:val="never"/>
               <w:tblW w:w="4680" w:type="dxa"/>
-              <w:jc w:val="center"/>
               <w:tblBorders>
                 <w:top w:val="single" w:sz="4" w:space="0" w:color="FFFFFF" w:themeColor="background1"/>
                 <w:left w:val="single" w:sz="4" w:space="0" w:color="FFFFFF" w:themeColor="background1"/>
@@ -259,8 +258,7 @@
             <w:tr>
               <w:trPr>
                 <w:cantSplit/>
-                <w:trHeight w:hRule="exact" w:val="792"/>
-                <w:jc w:val="center"/>
+                <w:trHeight w:hRule="exact" w:val="969"/>
               </w:trPr>
               <w:tc>
                 <w:tcPr>

--- a/src/core/generation/templates/horizontal.docx
+++ b/src/core/generation/templates/horizontal.docx
@@ -62,7 +62,7 @@
             <w:tr>
               <w:trPr>
                 <w:cantSplit/>
-                <w:trHeight w:val="1843"/>
+                <w:trHeight w:hRule="exact" w:val="1843"/>
                 <w:jc w:val="center"/>
               </w:trPr>
               <w:tc>
@@ -177,6 +177,19 @@
                 <w:rFonts w:ascii="Arial" w:hAnsi="Arial" w:cs="Arial"/>
                 <w:b/>
                 <w:bCs/>
+                <w:sz w:val="8"/>
+                <w:szCs w:val="8"/>
+              </w:rPr>
+            </w:pPr>
+          </w:p>
+          <w:p>
+            <w:pPr>
+              <w:spacing w:line="216" w:lineRule="auto"/>
+              <w:ind w:right="126"/>
+              <w:rPr>
+                <w:rFonts w:ascii="Arial" w:hAnsi="Arial" w:cs="Arial"/>
+                <w:b/>
+                <w:bCs/>
                 <w:sz w:val="18"/>
                 <w:szCs w:val="18"/>
               </w:rPr>
@@ -236,10 +249,9 @@
           </w:p>
           <w:tbl>
             <w:tblPr>
-              <w:tblpPr w:leftFromText="288" w:rightFromText="288" w:vertAnchor="page" w:horzAnchor="margin" w:tblpXSpec="center" w:tblpY="2414"/>
+              <w:tblpPr w:leftFromText="288" w:rightFromText="288" w:vertAnchor="page" w:horzAnchor="margin" w:tblpY="2431"/>
               <w:tblOverlap w:val="never"/>
-              <w:tblW w:w="4770" w:type="dxa"/>
-              <w:jc w:val="center"/>
+              <w:tblW w:w="4778" w:type="dxa"/>
               <w:tblBorders>
                 <w:top w:val="single" w:sz="4" w:space="0" w:color="FFFFFF" w:themeColor="background1"/>
                 <w:left w:val="single" w:sz="4" w:space="0" w:color="FFFFFF" w:themeColor="background1"/>
@@ -254,19 +266,18 @@
               <w:tblLook w:val="0000" w:firstRow="0" w:lastRow="0" w:firstColumn="0" w:lastColumn="0" w:noHBand="0" w:noVBand="0"/>
             </w:tblPr>
             <w:tblGrid>
-              <w:gridCol w:w="1801"/>
-              <w:gridCol w:w="1069"/>
-              <w:gridCol w:w="1900"/>
+              <w:gridCol w:w="1893"/>
+              <w:gridCol w:w="1262"/>
+              <w:gridCol w:w="1623"/>
             </w:tblGrid>
             <w:tr>
               <w:trPr>
                 <w:cantSplit/>
-                <w:trHeight w:val="820"/>
-                <w:jc w:val="center"/>
+                <w:trHeight w:hRule="exact" w:val="918"/>
               </w:trPr>
               <w:tc>
                 <w:tcPr>
-                  <w:tcW w:w="1801" w:type="dxa"/>
+                  <w:tcW w:w="1893" w:type="dxa"/>
                   <w:tcBorders>
                     <w:top w:val="nil"/>
                     <w:left w:val="nil"/>
@@ -276,10 +287,11 @@
                   <w:shd w:val="clear" w:color="auto" w:fill="FFFFFF" w:themeFill="background1"/>
                   <w:noWrap/>
                   <w:tcMar>
-                    <w:top w:w="72" w:type="dxa"/>
-                    <w:left w:w="115" w:type="dxa"/>
+                    <w:top w:w="29" w:type="dxa"/>
+                    <w:left w:w="29" w:type="dxa"/>
                     <w:right w:w="14" w:type="dxa"/>
                   </w:tcMar>
+                  <w:vAlign w:val="center"/>
                 </w:tcPr>
                 <w:p>
                   <w:pPr>
@@ -306,7 +318,7 @@
               </w:tc>
               <w:tc>
                 <w:tcPr>
-                  <w:tcW w:w="1069" w:type="dxa"/>
+                  <w:tcW w:w="1262" w:type="dxa"/>
                   <w:tcBorders>
                     <w:top w:val="nil"/>
                     <w:left w:val="nil"/>
@@ -320,7 +332,7 @@
                     <w:left w:w="29" w:type="dxa"/>
                     <w:right w:w="29" w:type="dxa"/>
                   </w:tcMar>
-                  <w:vAlign w:val="bottom"/>
+                  <w:vAlign w:val="center"/>
                 </w:tcPr>
                 <w:p>
                   <w:pPr>
@@ -338,8 +350,8 @@
                   <w:r>
                     <w:rPr>
                       <w:rFonts w:ascii="Arial" w:hAnsi="Arial" w:cs="Arial"/>
-                      <w:sz w:val="11"/>
-                      <w:szCs w:val="11"/>
+                      <w:sz w:val="10"/>
+                      <w:szCs w:val="10"/>
                       <w:shd w:val="clear" w:color="auto" w:fill="FFFFFF" w:themeFill="background1"/>
                     </w:rPr>
                     <w:t>{{Label1.DOH}}</w:t>
@@ -348,7 +360,7 @@
               </w:tc>
               <w:tc>
                 <w:tcPr>
-                  <w:tcW w:w="1900" w:type="dxa"/>
+                  <w:tcW w:w="1623" w:type="dxa"/>
                   <w:tcBorders>
                     <w:top w:val="nil"/>
                     <w:left w:val="nil"/>
@@ -369,6 +381,7 @@
                   <w:pPr>
                     <w:spacing w:line="264" w:lineRule="auto"/>
                     <w:ind w:right="130"/>
+                    <w:jc w:val="center"/>
                     <w:rPr>
                       <w:rFonts w:ascii="Arial" w:hAnsi="Arial" w:cs="Arial"/>
                       <w:b/>
@@ -385,7 +398,27 @@
                       <w:sz w:val="15"/>
                       <w:szCs w:val="15"/>
                     </w:rPr>
-                    <w:t>{{Label1.Ratio_or_THC_CBD}}</w:t>
+                    <w:t>{{Label1.</w:t>
+                  </w:r>
+                  <w:r>
+                    <w:rPr>
+                      <w:rFonts w:ascii="Arial" w:hAnsi="Arial" w:cs="Arial"/>
+                      <w:b/>
+                      <w:bCs/>
+                      <w:sz w:val="15"/>
+                      <w:szCs w:val="15"/>
+                    </w:rPr>
+                    <w:t>QR</w:t>
+                  </w:r>
+                  <w:r>
+                    <w:rPr>
+                      <w:rFonts w:ascii="Arial" w:hAnsi="Arial" w:cs="Arial"/>
+                      <w:b/>
+                      <w:bCs/>
+                      <w:sz w:val="15"/>
+                      <w:szCs w:val="15"/>
+                    </w:rPr>
+                    <w:t>}}</w:t>
                   </w:r>
                 </w:p>
               </w:tc>

--- a/src/core/generation/templates/horizontal.docx
+++ b/src/core/generation/templates/horizontal.docx
@@ -62,7 +62,7 @@
             <w:tr>
               <w:trPr>
                 <w:cantSplit/>
-                <w:trHeight w:hRule="exact" w:val="1843"/>
+                <w:trHeight w:hRule="exact" w:val="1753"/>
                 <w:jc w:val="center"/>
               </w:trPr>
               <w:tc>
@@ -249,9 +249,9 @@
           </w:p>
           <w:tbl>
             <w:tblPr>
-              <w:tblpPr w:leftFromText="288" w:rightFromText="288" w:vertAnchor="page" w:horzAnchor="margin" w:tblpY="2431"/>
+              <w:tblpPr w:leftFromText="288" w:rightFromText="288" w:vertAnchor="page" w:horzAnchor="margin" w:tblpXSpec="center" w:tblpY="2345"/>
               <w:tblOverlap w:val="never"/>
-              <w:tblW w:w="4778" w:type="dxa"/>
+              <w:tblW w:w="4767" w:type="dxa"/>
               <w:tblBorders>
                 <w:top w:val="single" w:sz="4" w:space="0" w:color="FFFFFF" w:themeColor="background1"/>
                 <w:left w:val="single" w:sz="4" w:space="0" w:color="FFFFFF" w:themeColor="background1"/>
@@ -266,18 +266,18 @@
               <w:tblLook w:val="0000" w:firstRow="0" w:lastRow="0" w:firstColumn="0" w:lastColumn="0" w:noHBand="0" w:noVBand="0"/>
             </w:tblPr>
             <w:tblGrid>
-              <w:gridCol w:w="1893"/>
-              <w:gridCol w:w="1262"/>
-              <w:gridCol w:w="1623"/>
+              <w:gridCol w:w="1889"/>
+              <w:gridCol w:w="1259"/>
+              <w:gridCol w:w="1619"/>
             </w:tblGrid>
             <w:tr>
               <w:trPr>
                 <w:cantSplit/>
-                <w:trHeight w:hRule="exact" w:val="918"/>
+                <w:trHeight w:hRule="exact" w:val="1009"/>
               </w:trPr>
               <w:tc>
                 <w:tcPr>
-                  <w:tcW w:w="1893" w:type="dxa"/>
+                  <w:tcW w:w="1889" w:type="dxa"/>
                   <w:tcBorders>
                     <w:top w:val="nil"/>
                     <w:left w:val="nil"/>
@@ -318,7 +318,7 @@
               </w:tc>
               <w:tc>
                 <w:tcPr>
-                  <w:tcW w:w="1262" w:type="dxa"/>
+                  <w:tcW w:w="1259" w:type="dxa"/>
                   <w:tcBorders>
                     <w:top w:val="nil"/>
                     <w:left w:val="nil"/>
@@ -337,7 +337,7 @@
                 <w:p>
                   <w:pPr>
                     <w:spacing w:line="216" w:lineRule="auto"/>
-                    <w:ind w:right="126"/>
+                    <w:ind w:right="130"/>
                     <w:jc w:val="center"/>
                     <w:rPr>
                       <w:rFonts w:ascii="Arial" w:hAnsi="Arial" w:cs="Arial"/>
@@ -360,7 +360,7 @@
               </w:tc>
               <w:tc>
                 <w:tcPr>
-                  <w:tcW w:w="1623" w:type="dxa"/>
+                  <w:tcW w:w="1619" w:type="dxa"/>
                   <w:tcBorders>
                     <w:top w:val="nil"/>
                     <w:left w:val="nil"/>

--- a/src/core/generation/templates/horizontal.docx
+++ b/src/core/generation/templates/horizontal.docx
@@ -439,6 +439,16 @@
         </w:rPr>
       </w:pPr>
     </w:p>
+    <w:p>
+      <w:r>
+        <w:t>{{Label1.Lineage}} {{Label1.WeightUnits}}</w:t>
+      </w:r>
+    </w:p>
+    <w:p>
+      <w:r>
+        <w:t>{{Label1.ProductVendor}}{{Label1.ProductStrain}} {{Label1.WeightUnits}}</w:t>
+      </w:r>
+    </w:p>
     <w:sectPr>
       <w:type w:val="continuous"/>
       <w:pgSz w:w="15840" w:h="12240" w:orient="landscape"/>

--- a/src/core/generation/templates/horizontal.docx
+++ b/src/core/generation/templates/horizontal.docx
@@ -439,16 +439,6 @@
         </w:rPr>
       </w:pPr>
     </w:p>
-    <w:p>
-      <w:r>
-        <w:t>{{Label1.Lineage}} {{Label1.WeightUnits}}</w:t>
-      </w:r>
-    </w:p>
-    <w:p>
-      <w:r>
-        <w:t>{{Label1.ProductVendor}}{{Label1.ProductStrain}} {{Label1.WeightUnits}}</w:t>
-      </w:r>
-    </w:p>
     <w:sectPr>
       <w:type w:val="continuous"/>
       <w:pgSz w:w="15840" w:h="12240" w:orient="landscape"/>

--- a/src/core/generation/templates/horizontal.docx
+++ b/src/core/generation/templates/horizontal.docx
@@ -62,7 +62,7 @@
             <w:tr>
               <w:trPr>
                 <w:cantSplit/>
-                <w:trHeight w:hRule="exact" w:val="1753"/>
+                <w:trHeight w:hRule="exact" w:val="1842"/>
                 <w:jc w:val="center"/>
               </w:trPr>
               <w:tc>
@@ -249,7 +249,7 @@
           </w:p>
           <w:tbl>
             <w:tblPr>
-              <w:tblpPr w:leftFromText="288" w:rightFromText="288" w:vertAnchor="page" w:horzAnchor="margin" w:tblpXSpec="center" w:tblpY="2345"/>
+              <w:tblpPr w:leftFromText="288" w:rightFromText="288" w:vertAnchor="page" w:horzAnchor="margin" w:tblpY="2420"/>
               <w:tblOverlap w:val="never"/>
               <w:tblW w:w="4767" w:type="dxa"/>
               <w:tblBorders>
@@ -273,7 +273,7 @@
             <w:tr>
               <w:trPr>
                 <w:cantSplit/>
-                <w:trHeight w:hRule="exact" w:val="1009"/>
+                <w:trHeight w:hRule="exact" w:val="936"/>
               </w:trPr>
               <w:tc>
                 <w:tcPr>
@@ -295,7 +295,8 @@
                 </w:tcPr>
                 <w:p>
                   <w:pPr>
-                    <w:spacing w:line="216" w:lineRule="auto"/>
+                    <w:snapToGrid w:val="0"/>
+                    <w:spacing w:before="100" w:beforeAutospacing="1" w:after="100" w:afterAutospacing="1" w:line="240" w:lineRule="auto"/>
                     <w:ind w:right="126"/>
                     <w:rPr>
                       <w:rFonts w:ascii="Arial" w:hAnsi="Arial" w:cs="Arial"/>
@@ -336,7 +337,8 @@
                 </w:tcPr>
                 <w:p>
                   <w:pPr>
-                    <w:spacing w:line="216" w:lineRule="auto"/>
+                    <w:snapToGrid w:val="0"/>
+                    <w:spacing w:before="100" w:beforeAutospacing="1" w:after="100" w:afterAutospacing="1" w:line="240" w:lineRule="auto"/>
                     <w:ind w:right="130"/>
                     <w:jc w:val="center"/>
                     <w:rPr>
@@ -379,7 +381,8 @@
                 </w:tcPr>
                 <w:p>
                   <w:pPr>
-                    <w:spacing w:line="264" w:lineRule="auto"/>
+                    <w:snapToGrid w:val="0"/>
+                    <w:spacing w:before="100" w:beforeAutospacing="1" w:after="100" w:afterAutospacing="1" w:line="240" w:lineRule="auto"/>
                     <w:ind w:right="130"/>
                     <w:jc w:val="center"/>
                     <w:rPr>

--- a/src/core/generation/templates/horizontal.docx
+++ b/src/core/generation/templates/horizontal.docx
@@ -202,49 +202,7 @@
                 <w:sz w:val="8"/>
                 <w:szCs w:val="8"/>
               </w:rPr>
-              <w:t>{{Label1.</w:t>
-            </w:r>
-            <w:r>
-              <w:rPr>
-                <w:rFonts w:ascii="Arial" w:hAnsi="Arial" w:cs="Arial"/>
-                <w:b/>
-                <w:bCs/>
-                <w:sz w:val="8"/>
-                <w:szCs w:val="8"/>
-              </w:rPr>
-              <w:t>ProductVendor</w:t>
-            </w:r>
-            <w:proofErr w:type="gramStart"/>
-            <w:r>
-              <w:rPr>
-                <w:rFonts w:ascii="Arial" w:hAnsi="Arial" w:cs="Arial"/>
-                <w:b/>
-                <w:bCs/>
-                <w:sz w:val="8"/>
-                <w:szCs w:val="8"/>
-              </w:rPr>
-              <w:t>}}</w:t>
-            </w:r>
-            <w:r>
-              <w:rPr>
-                <w:rFonts w:ascii="Arial" w:hAnsi="Arial" w:cs="Arial"/>
-                <w:b/>
-                <w:bCs/>
-                <w:sz w:val="8"/>
-                <w:szCs w:val="8"/>
-              </w:rPr>
-              <w:t>{</w:t>
-            </w:r>
-            <w:proofErr w:type="gramEnd"/>
-            <w:r>
-              <w:rPr>
-                <w:rFonts w:ascii="Arial" w:hAnsi="Arial" w:cs="Arial"/>
-                <w:b/>
-                <w:bCs/>
-                <w:sz w:val="8"/>
-                <w:szCs w:val="8"/>
-              </w:rPr>
-              <w:t>{Label1.ProductStrain}}</w:t>
+              <w:t>{{Label1.ProductStrain}}</w:t>
             </w:r>
           </w:p>
           <w:tbl>

--- a/src/core/generation/templates/horizontal.docx
+++ b/src/core/generation/templates/horizontal.docx
@@ -29,7 +29,7 @@
         </w:trPr>
         <w:tc>
           <w:tcPr>
-            <w:tcW w:w="4896" w:type="dxa"/>
+            <w:tcW w:w="4752" w:type="dxa"/>
             <w:noWrap/>
             <w:tcMar>
               <w:left w:w="58" w:type="dxa"/>
@@ -39,7 +39,7 @@
           </w:tcPr>
           <w:tbl>
             <w:tblPr>
-              <w:tblpPr w:leftFromText="187" w:rightFromText="187" w:vertAnchor="page" w:horzAnchor="margin" w:tblpXSpec="center" w:tblpY="33"/>
+              <w:tblpPr w:leftFromText="187" w:rightFromText="187" w:vertAnchor="page" w:horzAnchor="margin" w:tblpXSpec="center" w:tblpY="61"/>
               <w:tblOverlap w:val="never"/>
               <w:tblW w:w="4752" w:type="dxa"/>
               <w:jc w:val="center"/>
@@ -62,12 +62,12 @@
             <w:tr>
               <w:trPr>
                 <w:cantSplit/>
-                <w:trHeight w:val="1954"/>
+                <w:trHeight w:hRule="exact" w:val="1842"/>
                 <w:jc w:val="center"/>
               </w:trPr>
               <w:tc>
                 <w:tcPr>
-                  <w:tcW w:w="4824" w:type="dxa"/>
+                  <w:tcW w:w="4770" w:type="dxa"/>
                   <w:tcBorders>
                     <w:top w:val="nil"/>
                     <w:left w:val="nil"/>
@@ -76,14 +76,14 @@
                   </w:tcBorders>
                   <w:shd w:val="clear" w:color="auto" w:fill="FFFFFF" w:themeFill="background1"/>
                   <w:tcMar>
-                    <w:top w:w="29" w:type="dxa"/>
+                    <w:top w:w="43" w:type="dxa"/>
                     <w:left w:w="115" w:type="dxa"/>
                     <w:right w:w="115" w:type="dxa"/>
                   </w:tcMar>
                 </w:tcPr>
                 <w:p>
                   <w:pPr>
-                    <w:spacing w:line="228" w:lineRule="auto"/>
+                    <w:spacing w:line="216" w:lineRule="auto"/>
                     <w:rPr>
                       <w:rFonts w:ascii="Arial" w:hAnsi="Arial" w:cs="Arial"/>
                       <w:b/>
@@ -207,9 +207,9 @@
           </w:p>
           <w:tbl>
             <w:tblPr>
-              <w:tblpPr w:leftFromText="288" w:rightFromText="288" w:vertAnchor="page" w:horzAnchor="margin" w:tblpXSpec="center" w:tblpY="2492"/>
+              <w:tblpPr w:leftFromText="288" w:rightFromText="288" w:vertAnchor="page" w:horzAnchor="margin" w:tblpY="2420"/>
               <w:tblOverlap w:val="never"/>
-              <w:tblW w:w="4752" w:type="dxa"/>
+              <w:tblW w:w="4767" w:type="dxa"/>
               <w:tblBorders>
                 <w:top w:val="single" w:sz="4" w:space="0" w:color="FFFFFF" w:themeColor="background1"/>
                 <w:left w:val="single" w:sz="4" w:space="0" w:color="FFFFFF" w:themeColor="background1"/>
@@ -224,18 +224,18 @@
               <w:tblLook w:val="0000" w:firstRow="0" w:lastRow="0" w:firstColumn="0" w:lastColumn="0" w:noHBand="0" w:noVBand="0"/>
             </w:tblPr>
             <w:tblGrid>
-              <w:gridCol w:w="1883"/>
-              <w:gridCol w:w="1255"/>
-              <w:gridCol w:w="1614"/>
+              <w:gridCol w:w="1889"/>
+              <w:gridCol w:w="1259"/>
+              <w:gridCol w:w="1619"/>
             </w:tblGrid>
             <w:tr>
               <w:trPr>
                 <w:cantSplit/>
-                <w:trHeight w:hRule="exact" w:val="893"/>
+                <w:trHeight w:hRule="exact" w:val="936"/>
               </w:trPr>
               <w:tc>
                 <w:tcPr>
-                  <w:tcW w:w="1883" w:type="dxa"/>
+                  <w:tcW w:w="1889" w:type="dxa"/>
                   <w:tcBorders>
                     <w:top w:val="nil"/>
                     <w:left w:val="nil"/>
@@ -277,7 +277,7 @@
               </w:tc>
               <w:tc>
                 <w:tcPr>
-                  <w:tcW w:w="1255" w:type="dxa"/>
+                  <w:tcW w:w="1259" w:type="dxa"/>
                   <w:tcBorders>
                     <w:top w:val="nil"/>
                     <w:left w:val="nil"/>
@@ -320,7 +320,7 @@
               </w:tc>
               <w:tc>
                 <w:tcPr>
-                  <w:tcW w:w="1614" w:type="dxa"/>
+                  <w:tcW w:w="1619" w:type="dxa"/>
                   <w:tcBorders>
                     <w:top w:val="nil"/>
                     <w:left w:val="nil"/>

--- a/src/core/generation/templates/horizontal.docx
+++ b/src/core/generation/templates/horizontal.docx
@@ -29,7 +29,7 @@
         </w:trPr>
         <w:tc>
           <w:tcPr>
-            <w:tcW w:w="4752" w:type="dxa"/>
+            <w:tcW w:w="4896" w:type="dxa"/>
             <w:noWrap/>
             <w:tcMar>
               <w:left w:w="58" w:type="dxa"/>
@@ -67,7 +67,7 @@
               </w:trPr>
               <w:tc>
                 <w:tcPr>
-                  <w:tcW w:w="4770" w:type="dxa"/>
+                  <w:tcW w:w="4723" w:type="dxa"/>
                   <w:tcBorders>
                     <w:top w:val="nil"/>
                     <w:left w:val="nil"/>
@@ -76,7 +76,7 @@
                   </w:tcBorders>
                   <w:shd w:val="clear" w:color="auto" w:fill="FFFFFF" w:themeFill="background1"/>
                   <w:tcMar>
-                    <w:top w:w="43" w:type="dxa"/>
+                    <w:top w:w="29" w:type="dxa"/>
                     <w:left w:w="115" w:type="dxa"/>
                     <w:right w:w="115" w:type="dxa"/>
                   </w:tcMar>
@@ -207,9 +207,10 @@
           </w:p>
           <w:tbl>
             <w:tblPr>
-              <w:tblpPr w:leftFromText="288" w:rightFromText="288" w:vertAnchor="page" w:horzAnchor="margin" w:tblpY="2420"/>
+              <w:tblpPr w:leftFromText="288" w:rightFromText="288" w:vertAnchor="page" w:horzAnchor="margin" w:tblpXSpec="center" w:tblpY="2420"/>
               <w:tblOverlap w:val="never"/>
-              <w:tblW w:w="4767" w:type="dxa"/>
+              <w:tblW w:w="4752" w:type="dxa"/>
+              <w:jc w:val="center"/>
               <w:tblBorders>
                 <w:top w:val="single" w:sz="4" w:space="0" w:color="FFFFFF" w:themeColor="background1"/>
                 <w:left w:val="single" w:sz="4" w:space="0" w:color="FFFFFF" w:themeColor="background1"/>
@@ -224,18 +225,19 @@
               <w:tblLook w:val="0000" w:firstRow="0" w:lastRow="0" w:firstColumn="0" w:lastColumn="0" w:noHBand="0" w:noVBand="0"/>
             </w:tblPr>
             <w:tblGrid>
-              <w:gridCol w:w="1889"/>
-              <w:gridCol w:w="1259"/>
-              <w:gridCol w:w="1619"/>
+              <w:gridCol w:w="1882"/>
+              <w:gridCol w:w="1256"/>
+              <w:gridCol w:w="1614"/>
             </w:tblGrid>
             <w:tr>
               <w:trPr>
                 <w:cantSplit/>
                 <w:trHeight w:hRule="exact" w:val="936"/>
+                <w:jc w:val="center"/>
               </w:trPr>
               <w:tc>
                 <w:tcPr>
-                  <w:tcW w:w="1889" w:type="dxa"/>
+                  <w:tcW w:w="1871" w:type="dxa"/>
                   <w:tcBorders>
                     <w:top w:val="nil"/>
                     <w:left w:val="nil"/>
@@ -277,7 +279,7 @@
               </w:tc>
               <w:tc>
                 <w:tcPr>
-                  <w:tcW w:w="1259" w:type="dxa"/>
+                  <w:tcW w:w="1248" w:type="dxa"/>
                   <w:tcBorders>
                     <w:top w:val="nil"/>
                     <w:left w:val="nil"/>
@@ -320,7 +322,7 @@
               </w:tc>
               <w:tc>
                 <w:tcPr>
-                  <w:tcW w:w="1619" w:type="dxa"/>
+                  <w:tcW w:w="1604" w:type="dxa"/>
                   <w:tcBorders>
                     <w:top w:val="nil"/>
                     <w:left w:val="nil"/>

--- a/src/core/generation/templates/horizontal.docx
+++ b/src/core/generation/templates/horizontal.docx
@@ -165,6 +165,49 @@
                 <w:bCs/>
                 <w:sz w:val="18"/>
                 <w:szCs w:val="18"/>
+              </w:rPr>
+              <w:t>}}</w:t>
+            </w:r>
+          </w:p>
+          <w:p>
+            <w:pPr>
+              <w:spacing w:line="216" w:lineRule="auto"/>
+              <w:ind w:right="126"/>
+              <w:rPr>
+                <w:rFonts w:ascii="Arial" w:hAnsi="Arial" w:cs="Arial"/>
+                <w:b/>
+                <w:bCs/>
+                <w:sz w:val="18"/>
+                <w:szCs w:val="18"/>
+              </w:rPr>
+            </w:pPr>
+            <w:r>
+              <w:rPr>
+                <w:rFonts w:ascii="Arial" w:hAnsi="Arial" w:cs="Arial"/>
+                <w:b/>
+                <w:bCs/>
+                <w:sz w:val="8"/>
+                <w:szCs w:val="8"/>
+              </w:rPr>
+              <w:t>{{Label1.Product</w:t>
+            </w:r>
+            <w:r>
+              <w:rPr>
+                <w:rFonts w:ascii="Arial" w:hAnsi="Arial" w:cs="Arial"/>
+                <w:b/>
+                <w:bCs/>
+                <w:sz w:val="8"/>
+                <w:szCs w:val="8"/>
+              </w:rPr>
+              <w:t>Vendor</w:t>
+            </w:r>
+            <w:r>
+              <w:rPr>
+                <w:rFonts w:ascii="Arial" w:hAnsi="Arial" w:cs="Arial"/>
+                <w:b/>
+                <w:bCs/>
+                <w:sz w:val="8"/>
+                <w:szCs w:val="8"/>
               </w:rPr>
               <w:t>}}</w:t>
             </w:r>

--- a/src/core/generation/templates/horizontal.docx
+++ b/src/core/generation/templates/horizontal.docx
@@ -168,62 +168,6 @@
               </w:rPr>
               <w:t>}}</w:t>
             </w:r>
-          </w:p>
-          <w:p>
-            <w:pPr>
-              <w:spacing w:line="216" w:lineRule="auto"/>
-              <w:ind w:right="126"/>
-              <w:rPr>
-                <w:rFonts w:ascii="Arial" w:hAnsi="Arial" w:cs="Arial"/>
-                <w:b/>
-                <w:bCs/>
-                <w:sz w:val="18"/>
-                <w:szCs w:val="18"/>
-              </w:rPr>
-            </w:pPr>
-            <w:r>
-              <w:rPr>
-                <w:rFonts w:ascii="Arial" w:hAnsi="Arial" w:cs="Arial"/>
-                <w:b/>
-                <w:bCs/>
-                <w:sz w:val="8"/>
-                <w:szCs w:val="8"/>
-              </w:rPr>
-              <w:t>{{Label1.Product</w:t>
-            </w:r>
-            <w:r>
-              <w:rPr>
-                <w:rFonts w:ascii="Arial" w:hAnsi="Arial" w:cs="Arial"/>
-                <w:b/>
-                <w:bCs/>
-                <w:sz w:val="8"/>
-                <w:szCs w:val="8"/>
-              </w:rPr>
-              <w:t>Vendor</w:t>
-            </w:r>
-            <w:r>
-              <w:rPr>
-                <w:rFonts w:ascii="Arial" w:hAnsi="Arial" w:cs="Arial"/>
-                <w:b/>
-                <w:bCs/>
-                <w:sz w:val="8"/>
-                <w:szCs w:val="8"/>
-              </w:rPr>
-              <w:t>}}</w:t>
-            </w:r>
-          </w:p>
-          <w:p>
-            <w:pPr>
-              <w:spacing w:line="216" w:lineRule="auto"/>
-              <w:ind w:right="126"/>
-              <w:rPr>
-                <w:rFonts w:ascii="Arial" w:hAnsi="Arial" w:cs="Arial"/>
-                <w:b/>
-                <w:bCs/>
-                <w:sz w:val="8"/>
-                <w:szCs w:val="8"/>
-              </w:rPr>
-            </w:pPr>
           </w:p>
           <w:p>
             <w:pPr>

--- a/src/core/generation/templates/horizontal.docx
+++ b/src/core/generation/templates/horizontal.docx
@@ -167,6 +167,16 @@
                 <w:szCs w:val="18"/>
               </w:rPr>
               <w:t>}}</w:t>
+            </w:r>
+            <w:r>
+              <w:rPr>
+                <w:rFonts w:ascii="Arial" w:hAnsi="Arial" w:cs="Arial"/>
+                <w:b/>
+                <w:bCs/>
+                <w:sz w:val="18"/>
+                <w:szCs w:val="18"/>
+              </w:rPr>
+              <w:t>{{Label1.ProductVendor}}</w:t>
             </w:r>
           </w:p>
           <w:p>

--- a/src/core/generation/templates/horizontal.docx
+++ b/src/core/generation/templates/horizontal.docx
@@ -167,16 +167,6 @@
                 <w:szCs w:val="18"/>
               </w:rPr>
               <w:t>}}</w:t>
-            </w:r>
-            <w:r>
-              <w:rPr>
-                <w:rFonts w:ascii="Arial" w:hAnsi="Arial" w:cs="Arial"/>
-                <w:b/>
-                <w:bCs/>
-                <w:sz w:val="18"/>
-                <w:szCs w:val="18"/>
-              </w:rPr>
-              <w:t>{{Label1.ProductVendor}}</w:t>
             </w:r>
           </w:p>
           <w:p>

--- a/src/core/generation/templates/horizontal.docx
+++ b/src/core/generation/templates/horizontal.docx
@@ -62,12 +62,12 @@
             <w:tr>
               <w:trPr>
                 <w:cantSplit/>
-                <w:trHeight w:hRule="exact" w:val="1842"/>
+                <w:trHeight w:hRule="exact" w:val="1656"/>
                 <w:jc w:val="center"/>
               </w:trPr>
               <w:tc>
                 <w:tcPr>
-                  <w:tcW w:w="4723" w:type="dxa"/>
+                  <w:tcW w:w="4752" w:type="dxa"/>
                   <w:tcBorders>
                     <w:top w:val="nil"/>
                     <w:left w:val="nil"/>
@@ -101,6 +101,59 @@
                       <w:szCs w:val="18"/>
                     </w:rPr>
                     <w:t>{{Label1.DescAndWeight}}</w:t>
+                  </w:r>
+                </w:p>
+              </w:tc>
+            </w:tr>
+            <w:tr>
+              <w:trPr>
+                <w:cantSplit/>
+                <w:trHeight w:hRule="exact" w:val="216"/>
+                <w:jc w:val="center"/>
+              </w:trPr>
+              <w:tc>
+                <w:tcPr>
+                  <w:tcW w:w="4752" w:type="dxa"/>
+                  <w:tcBorders>
+                    <w:top w:val="nil"/>
+                    <w:left w:val="nil"/>
+                    <w:bottom w:val="nil"/>
+                    <w:right w:val="nil"/>
+                  </w:tcBorders>
+                  <w:shd w:val="clear" w:color="auto" w:fill="FFFFFF" w:themeFill="background1"/>
+                  <w:tcMar>
+                    <w:top w:w="29" w:type="dxa"/>
+                    <w:left w:w="115" w:type="dxa"/>
+                    <w:right w:w="115" w:type="dxa"/>
+                  </w:tcMar>
+                </w:tcPr>
+                <w:p>
+                  <w:pPr>
+                    <w:spacing w:line="216" w:lineRule="auto"/>
+                    <w:jc w:val="right"/>
+                    <w:rPr>
+                      <w:rFonts w:ascii="Arial" w:hAnsi="Arial" w:cs="Arial"/>
+                      <w:b/>
+                      <w:bCs/>
+                      <w:i/>
+                      <w:iCs/>
+                      <w:color w:val="808080" w:themeColor="background1" w:themeShade="80"/>
+                      <w:sz w:val="8"/>
+                      <w:szCs w:val="8"/>
+                    </w:rPr>
+                  </w:pPr>
+                  <w:r>
+                    <w:rPr>
+                      <w:rFonts w:ascii="Arial" w:hAnsi="Arial" w:cs="Arial"/>
+                      <w:b/>
+                      <w:bCs/>
+                      <w:i/>
+                      <w:iCs/>
+                      <w:color w:val="808080" w:themeColor="background1" w:themeShade="80"/>
+                      <w:sz w:val="8"/>
+                      <w:szCs w:val="8"/>
+                    </w:rPr>
+                    <w:t>{{Label1.ProductVendor}}</w:t>
                   </w:r>
                 </w:p>
               </w:tc>

--- a/src/core/generation/templates/horizontal.docx
+++ b/src/core/generation/templates/horizontal.docx
@@ -221,6 +221,19 @@
               </w:rPr>
               <w:t>}}</w:t>
             </w:r>
+          </w:p>
+          <w:p>
+            <w:pPr>
+              <w:spacing w:line="216" w:lineRule="auto"/>
+              <w:ind w:right="126"/>
+              <w:rPr>
+                <w:rFonts w:ascii="Arial" w:hAnsi="Arial" w:cs="Arial"/>
+                <w:b/>
+                <w:bCs/>
+                <w:sz w:val="18"/>
+                <w:szCs w:val="18"/>
+              </w:rPr>
+            </w:pPr>
           </w:p>
           <w:p>
             <w:pPr>

--- a/src/core/generation/templates/horizontal.docx
+++ b/src/core/generation/templates/horizontal.docx
@@ -135,9 +135,6 @@
                       <w:rFonts w:ascii="Arial" w:hAnsi="Arial" w:cs="Arial"/>
                       <w:b/>
                       <w:bCs/>
-                      <w:i/>
-                      <w:iCs/>
-                      <w:color w:val="808080" w:themeColor="background1" w:themeShade="80"/>
                       <w:sz w:val="8"/>
                       <w:szCs w:val="8"/>
                     </w:rPr>
@@ -147,9 +144,6 @@
                       <w:rFonts w:ascii="Arial" w:hAnsi="Arial" w:cs="Arial"/>
                       <w:b/>
                       <w:bCs/>
-                      <w:i/>
-                      <w:iCs/>
-                      <w:color w:val="808080" w:themeColor="background1" w:themeShade="80"/>
                       <w:sz w:val="8"/>
                       <w:szCs w:val="8"/>
                     </w:rPr>

--- a/src/core/generation/templates/horizontal.docx
+++ b/src/core/generation/templates/horizontal.docx
@@ -7,12 +7,11 @@
         <w:tblStyle w:val="TableGrid"/>
         <w:tblpPr w:vertAnchor="page" w:horzAnchor="margin" w:tblpXSpec="center" w:tblpY="4494"/>
         <w:tblOverlap w:val="never"/>
-        <w:tblW w:w="4896" w:type="dxa"/>
         <w:tblBorders>
           <w:insideH w:val="none" w:sz="0" w:space="0" w:color="auto"/>
           <w:insideV w:val="none" w:sz="0" w:space="0" w:color="auto"/>
         </w:tblBorders>
-        <w:tblLayout w:type="fixed"/>
+        <w:tblLayout w:type="autofit"/>
         <w:tblCellMar>
           <w:left w:w="72" w:type="dxa"/>
           <w:right w:w="15" w:type="dxa"/>
@@ -20,7 +19,7 @@
         <w:tblLook w:val="0000" w:firstRow="0" w:lastRow="0" w:firstColumn="0" w:lastColumn="0" w:noHBand="0" w:noVBand="0"/>
       </w:tblPr>
       <w:tblGrid>
-        <w:gridCol w:w="4896"/>
+        <w:gridCol/>
       </w:tblGrid>
       <w:tr>
         <w:trPr>
@@ -29,7 +28,6 @@
         </w:trPr>
         <w:tc>
           <w:tcPr>
-            <w:tcW w:w="4896" w:type="dxa"/>
             <w:noWrap/>
             <w:tcMar>
               <w:left w:w="58" w:type="dxa"/>

--- a/src/core/generation/templates/horizontal.docx
+++ b/src/core/generation/templates/horizontal.docx
@@ -7,11 +7,12 @@
         <w:tblStyle w:val="TableGrid"/>
         <w:tblpPr w:vertAnchor="page" w:horzAnchor="margin" w:tblpXSpec="center" w:tblpY="4494"/>
         <w:tblOverlap w:val="never"/>
+        <w:tblW w:w="0" w:type="auto"/>
         <w:tblBorders>
           <w:insideH w:val="none" w:sz="0" w:space="0" w:color="auto"/>
           <w:insideV w:val="none" w:sz="0" w:space="0" w:color="auto"/>
         </w:tblBorders>
-        <w:tblLayout w:type="autofit"/>
+        <w:tblLayout w:type="fixed"/>
         <w:tblCellMar>
           <w:left w:w="72" w:type="dxa"/>
           <w:right w:w="15" w:type="dxa"/>
@@ -19,7 +20,7 @@
         <w:tblLook w:val="0000" w:firstRow="0" w:lastRow="0" w:firstColumn="0" w:lastColumn="0" w:noHBand="0" w:noVBand="0"/>
       </w:tblPr>
       <w:tblGrid>
-        <w:gridCol/>
+        <w:gridCol w:w="4868"/>
       </w:tblGrid>
       <w:tr>
         <w:trPr>
@@ -28,6 +29,7 @@
         </w:trPr>
         <w:tc>
           <w:tcPr>
+            <w:tcW w:w="4868" w:type="dxa"/>
             <w:noWrap/>
             <w:tcMar>
               <w:left w:w="58" w:type="dxa"/>
@@ -447,6 +449,118 @@
         </w:rPr>
       </w:pPr>
     </w:p>
+    <w:p>
+      <w:pPr>
+        <w:rPr>
+          <w:sz w:val="18"/>
+          <w:szCs w:val="18"/>
+        </w:rPr>
+      </w:pPr>
+    </w:p>
+    <w:p>
+      <w:pPr>
+        <w:rPr>
+          <w:sz w:val="18"/>
+          <w:szCs w:val="18"/>
+        </w:rPr>
+      </w:pPr>
+    </w:p>
+    <w:p>
+      <w:pPr>
+        <w:rPr>
+          <w:sz w:val="18"/>
+          <w:szCs w:val="18"/>
+        </w:rPr>
+      </w:pPr>
+    </w:p>
+    <w:p>
+      <w:pPr>
+        <w:rPr>
+          <w:sz w:val="18"/>
+          <w:szCs w:val="18"/>
+        </w:rPr>
+      </w:pPr>
+    </w:p>
+    <w:p>
+      <w:pPr>
+        <w:rPr>
+          <w:sz w:val="18"/>
+          <w:szCs w:val="18"/>
+        </w:rPr>
+      </w:pPr>
+    </w:p>
+    <w:p>
+      <w:pPr>
+        <w:rPr>
+          <w:sz w:val="18"/>
+          <w:szCs w:val="18"/>
+        </w:rPr>
+      </w:pPr>
+    </w:p>
+    <w:p>
+      <w:pPr>
+        <w:rPr>
+          <w:sz w:val="18"/>
+          <w:szCs w:val="18"/>
+        </w:rPr>
+      </w:pPr>
+    </w:p>
+    <w:p>
+      <w:pPr>
+        <w:rPr>
+          <w:sz w:val="18"/>
+          <w:szCs w:val="18"/>
+        </w:rPr>
+      </w:pPr>
+    </w:p>
+    <w:p>
+      <w:pPr>
+        <w:rPr>
+          <w:sz w:val="18"/>
+          <w:szCs w:val="18"/>
+        </w:rPr>
+      </w:pPr>
+    </w:p>
+    <w:p>
+      <w:pPr>
+        <w:rPr>
+          <w:sz w:val="18"/>
+          <w:szCs w:val="18"/>
+        </w:rPr>
+      </w:pPr>
+    </w:p>
+    <w:p>
+      <w:pPr>
+        <w:rPr>
+          <w:sz w:val="18"/>
+          <w:szCs w:val="18"/>
+        </w:rPr>
+      </w:pPr>
+    </w:p>
+    <w:p>
+      <w:pPr>
+        <w:rPr>
+          <w:sz w:val="18"/>
+          <w:szCs w:val="18"/>
+        </w:rPr>
+      </w:pPr>
+    </w:p>
+    <w:p>
+      <w:pPr>
+        <w:rPr>
+          <w:sz w:val="18"/>
+          <w:szCs w:val="18"/>
+        </w:rPr>
+      </w:pPr>
+    </w:p>
+    <w:p>
+      <w:pPr>
+        <w:rPr>
+          <w:sz w:val="18"/>
+          <w:szCs w:val="18"/>
+        </w:rPr>
+      </w:pPr>
+    </w:p>
     <w:sectPr>
       <w:type w:val="continuous"/>
       <w:pgSz w:w="15840" w:h="12240" w:orient="landscape"/>

--- a/src/core/generation/templates/horizontal.docx
+++ b/src/core/generation/templates/horizontal.docx
@@ -7,12 +7,11 @@
         <w:tblStyle w:val="TableGrid"/>
         <w:tblpPr w:vertAnchor="page" w:horzAnchor="margin" w:tblpXSpec="center" w:tblpY="4494"/>
         <w:tblOverlap w:val="never"/>
-        <w:tblW w:w="0" w:type="auto"/>
         <w:tblBorders>
           <w:insideH w:val="none" w:sz="0" w:space="0" w:color="auto"/>
           <w:insideV w:val="none" w:sz="0" w:space="0" w:color="auto"/>
         </w:tblBorders>
-        <w:tblLayout w:type="fixed"/>
+        <w:tblLayout w:type="autofit"/>
         <w:tblCellMar>
           <w:left w:w="72" w:type="dxa"/>
           <w:right w:w="15" w:type="dxa"/>
@@ -20,7 +19,7 @@
         <w:tblLook w:val="0000" w:firstRow="0" w:lastRow="0" w:firstColumn="0" w:lastColumn="0" w:noHBand="0" w:noVBand="0"/>
       </w:tblPr>
       <w:tblGrid>
-        <w:gridCol w:w="4868"/>
+        <w:gridCol/>
       </w:tblGrid>
       <w:tr>
         <w:trPr>
@@ -29,7 +28,6 @@
         </w:trPr>
         <w:tc>
           <w:tcPr>
-            <w:tcW w:w="4868" w:type="dxa"/>
             <w:noWrap/>
             <w:tcMar>
               <w:left w:w="58" w:type="dxa"/>
@@ -449,118 +447,6 @@
         </w:rPr>
       </w:pPr>
     </w:p>
-    <w:p>
-      <w:pPr>
-        <w:rPr>
-          <w:sz w:val="18"/>
-          <w:szCs w:val="18"/>
-        </w:rPr>
-      </w:pPr>
-    </w:p>
-    <w:p>
-      <w:pPr>
-        <w:rPr>
-          <w:sz w:val="18"/>
-          <w:szCs w:val="18"/>
-        </w:rPr>
-      </w:pPr>
-    </w:p>
-    <w:p>
-      <w:pPr>
-        <w:rPr>
-          <w:sz w:val="18"/>
-          <w:szCs w:val="18"/>
-        </w:rPr>
-      </w:pPr>
-    </w:p>
-    <w:p>
-      <w:pPr>
-        <w:rPr>
-          <w:sz w:val="18"/>
-          <w:szCs w:val="18"/>
-        </w:rPr>
-      </w:pPr>
-    </w:p>
-    <w:p>
-      <w:pPr>
-        <w:rPr>
-          <w:sz w:val="18"/>
-          <w:szCs w:val="18"/>
-        </w:rPr>
-      </w:pPr>
-    </w:p>
-    <w:p>
-      <w:pPr>
-        <w:rPr>
-          <w:sz w:val="18"/>
-          <w:szCs w:val="18"/>
-        </w:rPr>
-      </w:pPr>
-    </w:p>
-    <w:p>
-      <w:pPr>
-        <w:rPr>
-          <w:sz w:val="18"/>
-          <w:szCs w:val="18"/>
-        </w:rPr>
-      </w:pPr>
-    </w:p>
-    <w:p>
-      <w:pPr>
-        <w:rPr>
-          <w:sz w:val="18"/>
-          <w:szCs w:val="18"/>
-        </w:rPr>
-      </w:pPr>
-    </w:p>
-    <w:p>
-      <w:pPr>
-        <w:rPr>
-          <w:sz w:val="18"/>
-          <w:szCs w:val="18"/>
-        </w:rPr>
-      </w:pPr>
-    </w:p>
-    <w:p>
-      <w:pPr>
-        <w:rPr>
-          <w:sz w:val="18"/>
-          <w:szCs w:val="18"/>
-        </w:rPr>
-      </w:pPr>
-    </w:p>
-    <w:p>
-      <w:pPr>
-        <w:rPr>
-          <w:sz w:val="18"/>
-          <w:szCs w:val="18"/>
-        </w:rPr>
-      </w:pPr>
-    </w:p>
-    <w:p>
-      <w:pPr>
-        <w:rPr>
-          <w:sz w:val="18"/>
-          <w:szCs w:val="18"/>
-        </w:rPr>
-      </w:pPr>
-    </w:p>
-    <w:p>
-      <w:pPr>
-        <w:rPr>
-          <w:sz w:val="18"/>
-          <w:szCs w:val="18"/>
-        </w:rPr>
-      </w:pPr>
-    </w:p>
-    <w:p>
-      <w:pPr>
-        <w:rPr>
-          <w:sz w:val="18"/>
-          <w:szCs w:val="18"/>
-        </w:rPr>
-      </w:pPr>
-    </w:p>
     <w:sectPr>
       <w:type w:val="continuous"/>
       <w:pgSz w:w="15840" w:h="12240" w:orient="landscape"/>

--- a/src/core/generation/templates/horizontal.docx
+++ b/src/core/generation/templates/horizontal.docx
@@ -7,11 +7,12 @@
         <w:tblStyle w:val="TableGrid"/>
         <w:tblpPr w:vertAnchor="page" w:horzAnchor="margin" w:tblpXSpec="center" w:tblpY="4494"/>
         <w:tblOverlap w:val="never"/>
+        <w:tblW w:w="4896" w:type="dxa"/>
         <w:tblBorders>
           <w:insideH w:val="none" w:sz="0" w:space="0" w:color="auto"/>
           <w:insideV w:val="none" w:sz="0" w:space="0" w:color="auto"/>
         </w:tblBorders>
-        <w:tblLayout w:type="autofit"/>
+        <w:tblLayout w:type="fixed"/>
         <w:tblCellMar>
           <w:left w:w="72" w:type="dxa"/>
           <w:right w:w="15" w:type="dxa"/>
@@ -19,7 +20,7 @@
         <w:tblLook w:val="0000" w:firstRow="0" w:lastRow="0" w:firstColumn="0" w:lastColumn="0" w:noHBand="0" w:noVBand="0"/>
       </w:tblPr>
       <w:tblGrid>
-        <w:gridCol/>
+        <w:gridCol w:w="4896"/>
       </w:tblGrid>
       <w:tr>
         <w:trPr>
@@ -28,6 +29,7 @@
         </w:trPr>
         <w:tc>
           <w:tcPr>
+            <w:tcW w:w="4896" w:type="dxa"/>
             <w:noWrap/>
             <w:tcMar>
               <w:left w:w="58" w:type="dxa"/>
@@ -60,12 +62,12 @@
             <w:tr>
               <w:trPr>
                 <w:cantSplit/>
-                <w:trHeight w:hRule="exact" w:val="1656"/>
+                <w:trHeight w:hRule="exact" w:val="1842"/>
                 <w:jc w:val="center"/>
               </w:trPr>
               <w:tc>
                 <w:tcPr>
-                  <w:tcW w:w="4752" w:type="dxa"/>
+                  <w:tcW w:w="4723" w:type="dxa"/>
                   <w:tcBorders>
                     <w:top w:val="nil"/>
                     <w:left w:val="nil"/>
@@ -99,53 +101,6 @@
                       <w:szCs w:val="18"/>
                     </w:rPr>
                     <w:t>{{Label1.DescAndWeight}}</w:t>
-                  </w:r>
-                </w:p>
-              </w:tc>
-            </w:tr>
-            <w:tr>
-              <w:trPr>
-                <w:cantSplit/>
-                <w:trHeight w:hRule="exact" w:val="216"/>
-                <w:jc w:val="center"/>
-              </w:trPr>
-              <w:tc>
-                <w:tcPr>
-                  <w:tcW w:w="4752" w:type="dxa"/>
-                  <w:tcBorders>
-                    <w:top w:val="nil"/>
-                    <w:left w:val="nil"/>
-                    <w:bottom w:val="nil"/>
-                    <w:right w:val="nil"/>
-                  </w:tcBorders>
-                  <w:shd w:val="clear" w:color="auto" w:fill="FFFFFF" w:themeFill="background1"/>
-                  <w:tcMar>
-                    <w:top w:w="29" w:type="dxa"/>
-                    <w:left w:w="115" w:type="dxa"/>
-                    <w:right w:w="115" w:type="dxa"/>
-                  </w:tcMar>
-                </w:tcPr>
-                <w:p>
-                  <w:pPr>
-                    <w:spacing w:line="216" w:lineRule="auto"/>
-                    <w:jc w:val="right"/>
-                    <w:rPr>
-                      <w:rFonts w:ascii="Arial" w:hAnsi="Arial" w:cs="Arial"/>
-                      <w:b/>
-                      <w:bCs/>
-                      <w:sz w:val="8"/>
-                      <w:szCs w:val="8"/>
-                    </w:rPr>
-                  </w:pPr>
-                  <w:r>
-                    <w:rPr>
-                      <w:rFonts w:ascii="Arial" w:hAnsi="Arial" w:cs="Arial"/>
-                      <w:b/>
-                      <w:bCs/>
-                      <w:sz w:val="8"/>
-                      <w:szCs w:val="8"/>
-                    </w:rPr>
-                    <w:t>{{Label1.ProductVendor}}</w:t>
                   </w:r>
                 </w:p>
               </w:tc>
@@ -213,11 +168,7 @@
               </w:rPr>
               <w:t>}}</w:t>
             </w:r>
-          </w:p>
-          <w:p>
-            <w:pPr>
-              <w:spacing w:line="216" w:lineRule="auto"/>
-              <w:ind w:right="126"/>
+            <w:r>
               <w:rPr>
                 <w:rFonts w:ascii="Arial" w:hAnsi="Arial" w:cs="Arial"/>
                 <w:b/>
@@ -225,7 +176,8 @@
                 <w:sz w:val="18"/>
                 <w:szCs w:val="18"/>
               </w:rPr>
-            </w:pPr>
+              <w:t>{{Label1.ProductVendor}}</w:t>
+            </w:r>
           </w:p>
           <w:p>
             <w:pPr>

--- a/src/core/generation/templates/horizontal.docx
+++ b/src/core/generation/templates/horizontal.docx
@@ -7,12 +7,11 @@
         <w:tblStyle w:val="TableGrid"/>
         <w:tblpPr w:vertAnchor="page" w:horzAnchor="margin" w:tblpXSpec="center" w:tblpY="4494"/>
         <w:tblOverlap w:val="never"/>
-        <w:tblW w:w="4896" w:type="dxa"/>
         <w:tblBorders>
           <w:insideH w:val="none" w:sz="0" w:space="0" w:color="auto"/>
           <w:insideV w:val="none" w:sz="0" w:space="0" w:color="auto"/>
         </w:tblBorders>
-        <w:tblLayout w:type="fixed"/>
+        <w:tblLayout w:type="autofit"/>
         <w:tblCellMar>
           <w:left w:w="72" w:type="dxa"/>
           <w:right w:w="15" w:type="dxa"/>
@@ -20,7 +19,7 @@
         <w:tblLook w:val="0000" w:firstRow="0" w:lastRow="0" w:firstColumn="0" w:lastColumn="0" w:noHBand="0" w:noVBand="0"/>
       </w:tblPr>
       <w:tblGrid>
-        <w:gridCol w:w="4896"/>
+        <w:gridCol/>
       </w:tblGrid>
       <w:tr>
         <w:trPr>
@@ -29,7 +28,6 @@
         </w:trPr>
         <w:tc>
           <w:tcPr>
-            <w:tcW w:w="4896" w:type="dxa"/>
             <w:noWrap/>
             <w:tcMar>
               <w:left w:w="58" w:type="dxa"/>
@@ -62,12 +60,12 @@
             <w:tr>
               <w:trPr>
                 <w:cantSplit/>
-                <w:trHeight w:hRule="exact" w:val="1842"/>
+                <w:trHeight w:hRule="exact" w:val="1656"/>
                 <w:jc w:val="center"/>
               </w:trPr>
               <w:tc>
                 <w:tcPr>
-                  <w:tcW w:w="4723" w:type="dxa"/>
+                  <w:tcW w:w="4752" w:type="dxa"/>
                   <w:tcBorders>
                     <w:top w:val="nil"/>
                     <w:left w:val="nil"/>
@@ -101,6 +99,53 @@
                       <w:szCs w:val="18"/>
                     </w:rPr>
                     <w:t>{{Label1.DescAndWeight}}</w:t>
+                  </w:r>
+                </w:p>
+              </w:tc>
+            </w:tr>
+            <w:tr>
+              <w:trPr>
+                <w:cantSplit/>
+                <w:trHeight w:hRule="exact" w:val="216"/>
+                <w:jc w:val="center"/>
+              </w:trPr>
+              <w:tc>
+                <w:tcPr>
+                  <w:tcW w:w="4752" w:type="dxa"/>
+                  <w:tcBorders>
+                    <w:top w:val="nil"/>
+                    <w:left w:val="nil"/>
+                    <w:bottom w:val="nil"/>
+                    <w:right w:val="nil"/>
+                  </w:tcBorders>
+                  <w:shd w:val="clear" w:color="auto" w:fill="FFFFFF" w:themeFill="background1"/>
+                  <w:tcMar>
+                    <w:top w:w="29" w:type="dxa"/>
+                    <w:left w:w="115" w:type="dxa"/>
+                    <w:right w:w="115" w:type="dxa"/>
+                  </w:tcMar>
+                </w:tcPr>
+                <w:p>
+                  <w:pPr>
+                    <w:spacing w:line="216" w:lineRule="auto"/>
+                    <w:jc w:val="right"/>
+                    <w:rPr>
+                      <w:rFonts w:ascii="Arial" w:hAnsi="Arial" w:cs="Arial"/>
+                      <w:b/>
+                      <w:bCs/>
+                      <w:sz w:val="8"/>
+                      <w:szCs w:val="8"/>
+                    </w:rPr>
+                  </w:pPr>
+                  <w:r>
+                    <w:rPr>
+                      <w:rFonts w:ascii="Arial" w:hAnsi="Arial" w:cs="Arial"/>
+                      <w:b/>
+                      <w:bCs/>
+                      <w:sz w:val="8"/>
+                      <w:szCs w:val="8"/>
+                    </w:rPr>
+                    <w:t>{{Label1.ProductVendor}}</w:t>
                   </w:r>
                 </w:p>
               </w:tc>
@@ -168,7 +213,11 @@
               </w:rPr>
               <w:t>}}</w:t>
             </w:r>
-            <w:r>
+          </w:p>
+          <w:p>
+            <w:pPr>
+              <w:spacing w:line="216" w:lineRule="auto"/>
+              <w:ind w:right="126"/>
               <w:rPr>
                 <w:rFonts w:ascii="Arial" w:hAnsi="Arial" w:cs="Arial"/>
                 <w:b/>
@@ -176,8 +225,7 @@
                 <w:sz w:val="18"/>
                 <w:szCs w:val="18"/>
               </w:rPr>
-              <w:t>{{Label1.ProductVendor}}</w:t>
-            </w:r>
+            </w:pPr>
           </w:p>
           <w:p>
             <w:pPr>

--- a/src/core/generation/templates/horizontal.docx
+++ b/src/core/generation/templates/horizontal.docx
@@ -7,11 +7,12 @@
         <w:tblStyle w:val="TableGrid"/>
         <w:tblpPr w:vertAnchor="page" w:horzAnchor="margin" w:tblpXSpec="center" w:tblpY="4494"/>
         <w:tblOverlap w:val="never"/>
+        <w:tblW w:w="4896" w:type="dxa"/>
         <w:tblBorders>
           <w:insideH w:val="none" w:sz="0" w:space="0" w:color="auto"/>
           <w:insideV w:val="none" w:sz="0" w:space="0" w:color="auto"/>
         </w:tblBorders>
-        <w:tblLayout w:type="autofit"/>
+        <w:tblLayout w:type="fixed"/>
         <w:tblCellMar>
           <w:left w:w="72" w:type="dxa"/>
           <w:right w:w="15" w:type="dxa"/>
@@ -19,7 +20,7 @@
         <w:tblLook w:val="0000" w:firstRow="0" w:lastRow="0" w:firstColumn="0" w:lastColumn="0" w:noHBand="0" w:noVBand="0"/>
       </w:tblPr>
       <w:tblGrid>
-        <w:gridCol/>
+        <w:gridCol w:w="4896"/>
       </w:tblGrid>
       <w:tr>
         <w:trPr>
@@ -28,6 +29,7 @@
         </w:trPr>
         <w:tc>
           <w:tcPr>
+            <w:tcW w:w="4896" w:type="dxa"/>
             <w:noWrap/>
             <w:tcMar>
               <w:left w:w="58" w:type="dxa"/>
@@ -60,12 +62,12 @@
             <w:tr>
               <w:trPr>
                 <w:cantSplit/>
-                <w:trHeight w:hRule="exact" w:val="1656"/>
+                <w:trHeight w:hRule="exact" w:val="1842"/>
                 <w:jc w:val="center"/>
               </w:trPr>
               <w:tc>
                 <w:tcPr>
-                  <w:tcW w:w="4752" w:type="dxa"/>
+                  <w:tcW w:w="4723" w:type="dxa"/>
                   <w:tcBorders>
                     <w:top w:val="nil"/>
                     <w:left w:val="nil"/>
@@ -99,53 +101,6 @@
                       <w:szCs w:val="18"/>
                     </w:rPr>
                     <w:t>{{Label1.DescAndWeight}}</w:t>
-                  </w:r>
-                </w:p>
-              </w:tc>
-            </w:tr>
-            <w:tr>
-              <w:trPr>
-                <w:cantSplit/>
-                <w:trHeight w:hRule="exact" w:val="216"/>
-                <w:jc w:val="center"/>
-              </w:trPr>
-              <w:tc>
-                <w:tcPr>
-                  <w:tcW w:w="4752" w:type="dxa"/>
-                  <w:tcBorders>
-                    <w:top w:val="nil"/>
-                    <w:left w:val="nil"/>
-                    <w:bottom w:val="nil"/>
-                    <w:right w:val="nil"/>
-                  </w:tcBorders>
-                  <w:shd w:val="clear" w:color="auto" w:fill="FFFFFF" w:themeFill="background1"/>
-                  <w:tcMar>
-                    <w:top w:w="29" w:type="dxa"/>
-                    <w:left w:w="115" w:type="dxa"/>
-                    <w:right w:w="115" w:type="dxa"/>
-                  </w:tcMar>
-                </w:tcPr>
-                <w:p>
-                  <w:pPr>
-                    <w:spacing w:line="216" w:lineRule="auto"/>
-                    <w:jc w:val="right"/>
-                    <w:rPr>
-                      <w:rFonts w:ascii="Arial" w:hAnsi="Arial" w:cs="Arial"/>
-                      <w:b/>
-                      <w:bCs/>
-                      <w:sz w:val="8"/>
-                      <w:szCs w:val="8"/>
-                    </w:rPr>
-                  </w:pPr>
-                  <w:r>
-                    <w:rPr>
-                      <w:rFonts w:ascii="Arial" w:hAnsi="Arial" w:cs="Arial"/>
-                      <w:b/>
-                      <w:bCs/>
-                      <w:sz w:val="8"/>
-                      <w:szCs w:val="8"/>
-                    </w:rPr>
-                    <w:t>{{Label1.ProductVendor}}</w:t>
                   </w:r>
                 </w:p>
               </w:tc>
@@ -213,19 +168,6 @@
               </w:rPr>
               <w:t>}}</w:t>
             </w:r>
-          </w:p>
-          <w:p>
-            <w:pPr>
-              <w:spacing w:line="216" w:lineRule="auto"/>
-              <w:ind w:right="126"/>
-              <w:rPr>
-                <w:rFonts w:ascii="Arial" w:hAnsi="Arial" w:cs="Arial"/>
-                <w:b/>
-                <w:bCs/>
-                <w:sz w:val="18"/>
-                <w:szCs w:val="18"/>
-              </w:rPr>
-            </w:pPr>
           </w:p>
           <w:p>
             <w:pPr>

--- a/src/core/generation/templates/horizontal.docx
+++ b/src/core/generation/templates/horizontal.docx
@@ -7,7 +7,7 @@
         <w:tblStyle w:val="TableGrid"/>
         <w:tblpPr w:vertAnchor="page" w:horzAnchor="margin" w:tblpXSpec="center" w:tblpY="4494"/>
         <w:tblOverlap w:val="never"/>
-        <w:tblW w:w="4896" w:type="dxa"/>
+        <w:tblW w:w="0" w:type="auto"/>
         <w:tblBorders>
           <w:insideH w:val="none" w:sz="0" w:space="0" w:color="auto"/>
           <w:insideV w:val="none" w:sz="0" w:space="0" w:color="auto"/>
@@ -20,7 +20,7 @@
         <w:tblLook w:val="0000" w:firstRow="0" w:lastRow="0" w:firstColumn="0" w:lastColumn="0" w:noHBand="0" w:noVBand="0"/>
       </w:tblPr>
       <w:tblGrid>
-        <w:gridCol w:w="4896"/>
+        <w:gridCol w:w="4868"/>
       </w:tblGrid>
       <w:tr>
         <w:trPr>
@@ -29,7 +29,7 @@
         </w:trPr>
         <w:tc>
           <w:tcPr>
-            <w:tcW w:w="4896" w:type="dxa"/>
+            <w:tcW w:w="4868" w:type="dxa"/>
             <w:noWrap/>
             <w:tcMar>
               <w:left w:w="58" w:type="dxa"/>
@@ -62,12 +62,12 @@
             <w:tr>
               <w:trPr>
                 <w:cantSplit/>
-                <w:trHeight w:hRule="exact" w:val="1842"/>
+                <w:trHeight w:hRule="exact" w:val="1656"/>
                 <w:jc w:val="center"/>
               </w:trPr>
               <w:tc>
                 <w:tcPr>
-                  <w:tcW w:w="4723" w:type="dxa"/>
+                  <w:tcW w:w="4752" w:type="dxa"/>
                   <w:tcBorders>
                     <w:top w:val="nil"/>
                     <w:left w:val="nil"/>
@@ -101,6 +101,53 @@
                       <w:szCs w:val="18"/>
                     </w:rPr>
                     <w:t>{{Label1.DescAndWeight}}</w:t>
+                  </w:r>
+                </w:p>
+              </w:tc>
+            </w:tr>
+            <w:tr>
+              <w:trPr>
+                <w:cantSplit/>
+                <w:trHeight w:hRule="exact" w:val="216"/>
+                <w:jc w:val="center"/>
+              </w:trPr>
+              <w:tc>
+                <w:tcPr>
+                  <w:tcW w:w="4752" w:type="dxa"/>
+                  <w:tcBorders>
+                    <w:top w:val="nil"/>
+                    <w:left w:val="nil"/>
+                    <w:bottom w:val="nil"/>
+                    <w:right w:val="nil"/>
+                  </w:tcBorders>
+                  <w:shd w:val="clear" w:color="auto" w:fill="FFFFFF" w:themeFill="background1"/>
+                  <w:tcMar>
+                    <w:top w:w="29" w:type="dxa"/>
+                    <w:left w:w="115" w:type="dxa"/>
+                    <w:right w:w="115" w:type="dxa"/>
+                  </w:tcMar>
+                </w:tcPr>
+                <w:p>
+                  <w:pPr>
+                    <w:spacing w:line="216" w:lineRule="auto"/>
+                    <w:jc w:val="right"/>
+                    <w:rPr>
+                      <w:rFonts w:ascii="Arial" w:hAnsi="Arial" w:cs="Arial"/>
+                      <w:b/>
+                      <w:bCs/>
+                      <w:sz w:val="8"/>
+                      <w:szCs w:val="8"/>
+                    </w:rPr>
+                  </w:pPr>
+                  <w:r>
+                    <w:rPr>
+                      <w:rFonts w:ascii="Arial" w:hAnsi="Arial" w:cs="Arial"/>
+                      <w:b/>
+                      <w:bCs/>
+                      <w:sz w:val="8"/>
+                      <w:szCs w:val="8"/>
+                    </w:rPr>
+                    <w:t>{{Label1.ProductVendor}}</w:t>
                   </w:r>
                 </w:p>
               </w:tc>
@@ -168,7 +215,11 @@
               </w:rPr>
               <w:t>}}</w:t>
             </w:r>
-            <w:r>
+          </w:p>
+          <w:p>
+            <w:pPr>
+              <w:spacing w:line="216" w:lineRule="auto"/>
+              <w:ind w:right="126"/>
               <w:rPr>
                 <w:rFonts w:ascii="Arial" w:hAnsi="Arial" w:cs="Arial"/>
                 <w:b/>
@@ -176,8 +227,7 @@
                 <w:sz w:val="18"/>
                 <w:szCs w:val="18"/>
               </w:rPr>
-              <w:t>{{Label1.ProductVendor}}</w:t>
-            </w:r>
+            </w:pPr>
           </w:p>
           <w:p>
             <w:pPr>
@@ -393,6 +443,118 @@
         <w:tabs>
           <w:tab w:val="left" w:pos="9083"/>
         </w:tabs>
+        <w:rPr>
+          <w:sz w:val="18"/>
+          <w:szCs w:val="18"/>
+        </w:rPr>
+      </w:pPr>
+    </w:p>
+    <w:p>
+      <w:pPr>
+        <w:rPr>
+          <w:sz w:val="18"/>
+          <w:szCs w:val="18"/>
+        </w:rPr>
+      </w:pPr>
+    </w:p>
+    <w:p>
+      <w:pPr>
+        <w:rPr>
+          <w:sz w:val="18"/>
+          <w:szCs w:val="18"/>
+        </w:rPr>
+      </w:pPr>
+    </w:p>
+    <w:p>
+      <w:pPr>
+        <w:rPr>
+          <w:sz w:val="18"/>
+          <w:szCs w:val="18"/>
+        </w:rPr>
+      </w:pPr>
+    </w:p>
+    <w:p>
+      <w:pPr>
+        <w:rPr>
+          <w:sz w:val="18"/>
+          <w:szCs w:val="18"/>
+        </w:rPr>
+      </w:pPr>
+    </w:p>
+    <w:p>
+      <w:pPr>
+        <w:rPr>
+          <w:sz w:val="18"/>
+          <w:szCs w:val="18"/>
+        </w:rPr>
+      </w:pPr>
+    </w:p>
+    <w:p>
+      <w:pPr>
+        <w:rPr>
+          <w:sz w:val="18"/>
+          <w:szCs w:val="18"/>
+        </w:rPr>
+      </w:pPr>
+    </w:p>
+    <w:p>
+      <w:pPr>
+        <w:rPr>
+          <w:sz w:val="18"/>
+          <w:szCs w:val="18"/>
+        </w:rPr>
+      </w:pPr>
+    </w:p>
+    <w:p>
+      <w:pPr>
+        <w:rPr>
+          <w:sz w:val="18"/>
+          <w:szCs w:val="18"/>
+        </w:rPr>
+      </w:pPr>
+    </w:p>
+    <w:p>
+      <w:pPr>
+        <w:rPr>
+          <w:sz w:val="18"/>
+          <w:szCs w:val="18"/>
+        </w:rPr>
+      </w:pPr>
+    </w:p>
+    <w:p>
+      <w:pPr>
+        <w:rPr>
+          <w:sz w:val="18"/>
+          <w:szCs w:val="18"/>
+        </w:rPr>
+      </w:pPr>
+    </w:p>
+    <w:p>
+      <w:pPr>
+        <w:rPr>
+          <w:sz w:val="18"/>
+          <w:szCs w:val="18"/>
+        </w:rPr>
+      </w:pPr>
+    </w:p>
+    <w:p>
+      <w:pPr>
+        <w:rPr>
+          <w:sz w:val="18"/>
+          <w:szCs w:val="18"/>
+        </w:rPr>
+      </w:pPr>
+    </w:p>
+    <w:p>
+      <w:pPr>
+        <w:rPr>
+          <w:sz w:val="18"/>
+          <w:szCs w:val="18"/>
+        </w:rPr>
+      </w:pPr>
+    </w:p>
+    <w:p>
+      <w:pPr>
         <w:rPr>
           <w:sz w:val="18"/>
           <w:szCs w:val="18"/>

--- a/src/core/generation/templates/horizontal.docx
+++ b/src/core/generation/templates/horizontal.docx
@@ -43,14 +43,7 @@
               <w:tblOverlap w:val="never"/>
               <w:tblW w:w="4752" w:type="dxa"/>
               <w:jc w:val="center"/>
-              <w:tblBorders>
-                <w:top w:val="single" w:sz="4" w:space="0" w:color="FFFFFF" w:themeColor="background1"/>
-                <w:left w:val="single" w:sz="4" w:space="0" w:color="FFFFFF" w:themeColor="background1"/>
-                <w:bottom w:val="single" w:sz="4" w:space="0" w:color="FFFFFF" w:themeColor="background1"/>
-                <w:right w:val="single" w:sz="4" w:space="0" w:color="FFFFFF" w:themeColor="background1"/>
-                <w:insideH w:val="single" w:sz="4" w:space="0" w:color="FFFFFF" w:themeColor="background1"/>
-                <w:insideV w:val="single" w:sz="4" w:space="0" w:color="FFFFFF" w:themeColor="background1"/>
-              </w:tblBorders>
+              <w:shd w:val="clear" w:color="auto" w:fill="FFFFFF" w:themeFill="background1"/>
               <w:tblCellMar>
                 <w:top w:w="115" w:type="dxa"/>
               </w:tblCellMar>
@@ -68,12 +61,6 @@
               <w:tc>
                 <w:tcPr>
                   <w:tcW w:w="4752" w:type="dxa"/>
-                  <w:tcBorders>
-                    <w:top w:val="nil"/>
-                    <w:left w:val="nil"/>
-                    <w:bottom w:val="nil"/>
-                    <w:right w:val="nil"/>
-                  </w:tcBorders>
                   <w:shd w:val="clear" w:color="auto" w:fill="FFFFFF" w:themeFill="background1"/>
                   <w:tcMar>
                     <w:top w:w="29" w:type="dxa"/>
@@ -114,12 +101,6 @@
               <w:tc>
                 <w:tcPr>
                   <w:tcW w:w="4752" w:type="dxa"/>
-                  <w:tcBorders>
-                    <w:top w:val="nil"/>
-                    <w:left w:val="nil"/>
-                    <w:bottom w:val="nil"/>
-                    <w:right w:val="nil"/>
-                  </w:tcBorders>
                   <w:shd w:val="clear" w:color="auto" w:fill="FFFFFF" w:themeFill="background1"/>
                   <w:tcMar>
                     <w:top w:w="29" w:type="dxa"/>

--- a/src/core/generation/templates/horizontal.docx
+++ b/src/core/generation/templates/horizontal.docx
@@ -43,7 +43,14 @@
               <w:tblOverlap w:val="never"/>
               <w:tblW w:w="4752" w:type="dxa"/>
               <w:jc w:val="center"/>
-              <w:shd w:val="clear" w:color="auto" w:fill="FFFFFF" w:themeFill="background1"/>
+              <w:tblBorders>
+                <w:top w:val="single" w:sz="4" w:space="0" w:color="FFFFFF" w:themeColor="background1"/>
+                <w:left w:val="single" w:sz="4" w:space="0" w:color="FFFFFF" w:themeColor="background1"/>
+                <w:bottom w:val="single" w:sz="4" w:space="0" w:color="FFFFFF" w:themeColor="background1"/>
+                <w:right w:val="single" w:sz="4" w:space="0" w:color="FFFFFF" w:themeColor="background1"/>
+                <w:insideH w:val="single" w:sz="4" w:space="0" w:color="FFFFFF" w:themeColor="background1"/>
+                <w:insideV w:val="single" w:sz="4" w:space="0" w:color="FFFFFF" w:themeColor="background1"/>
+              </w:tblBorders>
               <w:tblCellMar>
                 <w:top w:w="115" w:type="dxa"/>
               </w:tblCellMar>
@@ -61,6 +68,12 @@
               <w:tc>
                 <w:tcPr>
                   <w:tcW w:w="4752" w:type="dxa"/>
+                  <w:tcBorders>
+                    <w:top w:val="nil"/>
+                    <w:left w:val="nil"/>
+                    <w:bottom w:val="nil"/>
+                    <w:right w:val="nil"/>
+                  </w:tcBorders>
                   <w:shd w:val="clear" w:color="auto" w:fill="FFFFFF" w:themeFill="background1"/>
                   <w:tcMar>
                     <w:top w:w="29" w:type="dxa"/>
@@ -101,6 +114,12 @@
               <w:tc>
                 <w:tcPr>
                   <w:tcW w:w="4752" w:type="dxa"/>
+                  <w:tcBorders>
+                    <w:top w:val="nil"/>
+                    <w:left w:val="nil"/>
+                    <w:bottom w:val="nil"/>
+                    <w:right w:val="nil"/>
+                  </w:tcBorders>
                   <w:shd w:val="clear" w:color="auto" w:fill="FFFFFF" w:themeFill="background1"/>
                   <w:tcMar>
                     <w:top w:w="29" w:type="dxa"/>

--- a/src/core/generation/templates/horizontal.docx
+++ b/src/core/generation/templates/horizontal.docx
@@ -5,7 +5,7 @@
     <w:tbl>
       <w:tblPr>
         <w:tblStyle w:val="TableGrid"/>
-        <w:tblpPr w:vertAnchor="page" w:horzAnchor="margin" w:tblpXSpec="center" w:tblpY="4494"/>
+        <w:tblpPr w:topFromText="130" w:bottomFromText="130" w:vertAnchor="page" w:horzAnchor="margin" w:tblpXSpec="center" w:tblpY="4494"/>
         <w:tblOverlap w:val="never"/>
         <w:tblW w:w="0" w:type="auto"/>
         <w:tblBorders>

--- a/src/core/generation/templates/horizontal.docx
+++ b/src/core/generation/templates/horizontal.docx
@@ -5,7 +5,7 @@
     <w:tbl>
       <w:tblPr>
         <w:tblStyle w:val="TableGrid"/>
-        <w:tblpPr w:topFromText="130" w:bottomFromText="130" w:vertAnchor="page" w:horzAnchor="margin" w:tblpXSpec="center" w:tblpY="4494"/>
+        <w:tblpPr w:vertAnchor="page" w:horzAnchor="margin" w:tblpXSpec="center" w:tblpY="4494"/>
         <w:tblOverlap w:val="never"/>
         <w:tblW w:w="0" w:type="auto"/>
         <w:tblBorders>

--- a/src/core/generation/templates/horizontal.docx
+++ b/src/core/generation/templates/horizontal.docx
@@ -7,7 +7,7 @@
         <w:tblStyle w:val="TableGrid"/>
         <w:tblpPr w:vertAnchor="page" w:horzAnchor="margin" w:tblpXSpec="center" w:tblpY="4494"/>
         <w:tblOverlap w:val="never"/>
-        <w:tblW w:w="0" w:type="auto"/>
+        <w:tblW w:w="4896" w:type="dxa"/>
         <w:tblBorders>
           <w:insideH w:val="none" w:sz="0" w:space="0" w:color="auto"/>
           <w:insideV w:val="none" w:sz="0" w:space="0" w:color="auto"/>
@@ -20,7 +20,7 @@
         <w:tblLook w:val="0000" w:firstRow="0" w:lastRow="0" w:firstColumn="0" w:lastColumn="0" w:noHBand="0" w:noVBand="0"/>
       </w:tblPr>
       <w:tblGrid>
-        <w:gridCol w:w="4868"/>
+        <w:gridCol w:w="4896"/>
       </w:tblGrid>
       <w:tr>
         <w:trPr>
@@ -29,7 +29,7 @@
         </w:trPr>
         <w:tc>
           <w:tcPr>
-            <w:tcW w:w="4868" w:type="dxa"/>
+            <w:tcW w:w="4896" w:type="dxa"/>
             <w:noWrap/>
             <w:tcMar>
               <w:left w:w="58" w:type="dxa"/>
@@ -62,12 +62,12 @@
             <w:tr>
               <w:trPr>
                 <w:cantSplit/>
-                <w:trHeight w:hRule="exact" w:val="1656"/>
+                <w:trHeight w:hRule="exact" w:val="1842"/>
                 <w:jc w:val="center"/>
               </w:trPr>
               <w:tc>
                 <w:tcPr>
-                  <w:tcW w:w="4752" w:type="dxa"/>
+                  <w:tcW w:w="4723" w:type="dxa"/>
                   <w:tcBorders>
                     <w:top w:val="nil"/>
                     <w:left w:val="nil"/>
@@ -101,53 +101,6 @@
                       <w:szCs w:val="18"/>
                     </w:rPr>
                     <w:t>{{Label1.DescAndWeight}}</w:t>
-                  </w:r>
-                </w:p>
-              </w:tc>
-            </w:tr>
-            <w:tr>
-              <w:trPr>
-                <w:cantSplit/>
-                <w:trHeight w:hRule="exact" w:val="216"/>
-                <w:jc w:val="center"/>
-              </w:trPr>
-              <w:tc>
-                <w:tcPr>
-                  <w:tcW w:w="4752" w:type="dxa"/>
-                  <w:tcBorders>
-                    <w:top w:val="nil"/>
-                    <w:left w:val="nil"/>
-                    <w:bottom w:val="nil"/>
-                    <w:right w:val="nil"/>
-                  </w:tcBorders>
-                  <w:shd w:val="clear" w:color="auto" w:fill="FFFFFF" w:themeFill="background1"/>
-                  <w:tcMar>
-                    <w:top w:w="29" w:type="dxa"/>
-                    <w:left w:w="115" w:type="dxa"/>
-                    <w:right w:w="115" w:type="dxa"/>
-                  </w:tcMar>
-                </w:tcPr>
-                <w:p>
-                  <w:pPr>
-                    <w:spacing w:line="216" w:lineRule="auto"/>
-                    <w:jc w:val="right"/>
-                    <w:rPr>
-                      <w:rFonts w:ascii="Arial" w:hAnsi="Arial" w:cs="Arial"/>
-                      <w:b/>
-                      <w:bCs/>
-                      <w:sz w:val="8"/>
-                      <w:szCs w:val="8"/>
-                    </w:rPr>
-                  </w:pPr>
-                  <w:r>
-                    <w:rPr>
-                      <w:rFonts w:ascii="Arial" w:hAnsi="Arial" w:cs="Arial"/>
-                      <w:b/>
-                      <w:bCs/>
-                      <w:sz w:val="8"/>
-                      <w:szCs w:val="8"/>
-                    </w:rPr>
-                    <w:t>{{Label1.ProductVendor}}</w:t>
                   </w:r>
                 </w:p>
               </w:tc>
@@ -224,8 +177,8 @@
                 <w:rFonts w:ascii="Arial" w:hAnsi="Arial" w:cs="Arial"/>
                 <w:b/>
                 <w:bCs/>
-                <w:sz w:val="18"/>
-                <w:szCs w:val="18"/>
+                <w:sz w:val="8"/>
+                <w:szCs w:val="8"/>
               </w:rPr>
             </w:pPr>
           </w:p>
@@ -443,118 +396,6 @@
         <w:tabs>
           <w:tab w:val="left" w:pos="9083"/>
         </w:tabs>
-        <w:rPr>
-          <w:sz w:val="18"/>
-          <w:szCs w:val="18"/>
-        </w:rPr>
-      </w:pPr>
-    </w:p>
-    <w:p>
-      <w:pPr>
-        <w:rPr>
-          <w:sz w:val="18"/>
-          <w:szCs w:val="18"/>
-        </w:rPr>
-      </w:pPr>
-    </w:p>
-    <w:p>
-      <w:pPr>
-        <w:rPr>
-          <w:sz w:val="18"/>
-          <w:szCs w:val="18"/>
-        </w:rPr>
-      </w:pPr>
-    </w:p>
-    <w:p>
-      <w:pPr>
-        <w:rPr>
-          <w:sz w:val="18"/>
-          <w:szCs w:val="18"/>
-        </w:rPr>
-      </w:pPr>
-    </w:p>
-    <w:p>
-      <w:pPr>
-        <w:rPr>
-          <w:sz w:val="18"/>
-          <w:szCs w:val="18"/>
-        </w:rPr>
-      </w:pPr>
-    </w:p>
-    <w:p>
-      <w:pPr>
-        <w:rPr>
-          <w:sz w:val="18"/>
-          <w:szCs w:val="18"/>
-        </w:rPr>
-      </w:pPr>
-    </w:p>
-    <w:p>
-      <w:pPr>
-        <w:rPr>
-          <w:sz w:val="18"/>
-          <w:szCs w:val="18"/>
-        </w:rPr>
-      </w:pPr>
-    </w:p>
-    <w:p>
-      <w:pPr>
-        <w:rPr>
-          <w:sz w:val="18"/>
-          <w:szCs w:val="18"/>
-        </w:rPr>
-      </w:pPr>
-    </w:p>
-    <w:p>
-      <w:pPr>
-        <w:rPr>
-          <w:sz w:val="18"/>
-          <w:szCs w:val="18"/>
-        </w:rPr>
-      </w:pPr>
-    </w:p>
-    <w:p>
-      <w:pPr>
-        <w:rPr>
-          <w:sz w:val="18"/>
-          <w:szCs w:val="18"/>
-        </w:rPr>
-      </w:pPr>
-    </w:p>
-    <w:p>
-      <w:pPr>
-        <w:rPr>
-          <w:sz w:val="18"/>
-          <w:szCs w:val="18"/>
-        </w:rPr>
-      </w:pPr>
-    </w:p>
-    <w:p>
-      <w:pPr>
-        <w:rPr>
-          <w:sz w:val="18"/>
-          <w:szCs w:val="18"/>
-        </w:rPr>
-      </w:pPr>
-    </w:p>
-    <w:p>
-      <w:pPr>
-        <w:rPr>
-          <w:sz w:val="18"/>
-          <w:szCs w:val="18"/>
-        </w:rPr>
-      </w:pPr>
-    </w:p>
-    <w:p>
-      <w:pPr>
-        <w:rPr>
-          <w:sz w:val="18"/>
-          <w:szCs w:val="18"/>
-        </w:rPr>
-      </w:pPr>
-    </w:p>
-    <w:p>
-      <w:pPr>
         <w:rPr>
           <w:sz w:val="18"/>
           <w:szCs w:val="18"/>

--- a/src/core/generation/templates/horizontal.docx
+++ b/src/core/generation/templates/horizontal.docx
@@ -5,9 +5,9 @@
     <w:tbl>
       <w:tblPr>
         <w:tblStyle w:val="TableGrid"/>
-        <w:tblpPr w:vertAnchor="page" w:horzAnchor="margin" w:tblpXSpec="center" w:tblpY="4494"/>
+        <w:tblpPr w:topFromText="130" w:bottomFromText="130" w:vertAnchor="page" w:horzAnchor="margin" w:tblpXSpec="center" w:tblpY="4494"/>
         <w:tblOverlap w:val="never"/>
-        <w:tblW w:w="4896" w:type="dxa"/>
+        <w:tblW w:w="0" w:type="auto"/>
         <w:tblBorders>
           <w:insideH w:val="none" w:sz="0" w:space="0" w:color="auto"/>
           <w:insideV w:val="none" w:sz="0" w:space="0" w:color="auto"/>
@@ -20,7 +20,7 @@
         <w:tblLook w:val="0000" w:firstRow="0" w:lastRow="0" w:firstColumn="0" w:lastColumn="0" w:noHBand="0" w:noVBand="0"/>
       </w:tblPr>
       <w:tblGrid>
-        <w:gridCol w:w="4896"/>
+        <w:gridCol w:w="4868"/>
       </w:tblGrid>
       <w:tr>
         <w:trPr>
@@ -29,7 +29,7 @@
         </w:trPr>
         <w:tc>
           <w:tcPr>
-            <w:tcW w:w="4896" w:type="dxa"/>
+            <w:tcW w:w="4868" w:type="dxa"/>
             <w:noWrap/>
             <w:tcMar>
               <w:left w:w="58" w:type="dxa"/>
@@ -62,12 +62,12 @@
             <w:tr>
               <w:trPr>
                 <w:cantSplit/>
-                <w:trHeight w:hRule="exact" w:val="1842"/>
+                <w:trHeight w:hRule="exact" w:val="1656"/>
                 <w:jc w:val="center"/>
               </w:trPr>
               <w:tc>
                 <w:tcPr>
-                  <w:tcW w:w="4723" w:type="dxa"/>
+                  <w:tcW w:w="4752" w:type="dxa"/>
                   <w:tcBorders>
                     <w:top w:val="nil"/>
                     <w:left w:val="nil"/>
@@ -101,6 +101,53 @@
                       <w:szCs w:val="18"/>
                     </w:rPr>
                     <w:t>{{Label1.DescAndWeight}}</w:t>
+                  </w:r>
+                </w:p>
+              </w:tc>
+            </w:tr>
+            <w:tr>
+              <w:trPr>
+                <w:cantSplit/>
+                <w:trHeight w:hRule="exact" w:val="216"/>
+                <w:jc w:val="center"/>
+              </w:trPr>
+              <w:tc>
+                <w:tcPr>
+                  <w:tcW w:w="4752" w:type="dxa"/>
+                  <w:tcBorders>
+                    <w:top w:val="nil"/>
+                    <w:left w:val="nil"/>
+                    <w:bottom w:val="nil"/>
+                    <w:right w:val="nil"/>
+                  </w:tcBorders>
+                  <w:shd w:val="clear" w:color="auto" w:fill="FFFFFF" w:themeFill="background1"/>
+                  <w:tcMar>
+                    <w:top w:w="29" w:type="dxa"/>
+                    <w:left w:w="115" w:type="dxa"/>
+                    <w:right w:w="115" w:type="dxa"/>
+                  </w:tcMar>
+                </w:tcPr>
+                <w:p>
+                  <w:pPr>
+                    <w:spacing w:line="216" w:lineRule="auto"/>
+                    <w:jc w:val="right"/>
+                    <w:rPr>
+                      <w:rFonts w:ascii="Arial" w:hAnsi="Arial" w:cs="Arial"/>
+                      <w:b/>
+                      <w:bCs/>
+                      <w:sz w:val="8"/>
+                      <w:szCs w:val="8"/>
+                    </w:rPr>
+                  </w:pPr>
+                  <w:r>
+                    <w:rPr>
+                      <w:rFonts w:ascii="Arial" w:hAnsi="Arial" w:cs="Arial"/>
+                      <w:b/>
+                      <w:bCs/>
+                      <w:sz w:val="8"/>
+                      <w:szCs w:val="8"/>
+                    </w:rPr>
+                    <w:t>{{Label1.ProductVendor}}</w:t>
                   </w:r>
                 </w:p>
               </w:tc>
@@ -177,8 +224,8 @@
                 <w:rFonts w:ascii="Arial" w:hAnsi="Arial" w:cs="Arial"/>
                 <w:b/>
                 <w:bCs/>
-                <w:sz w:val="8"/>
-                <w:szCs w:val="8"/>
+                <w:sz w:val="18"/>
+                <w:szCs w:val="18"/>
               </w:rPr>
             </w:pPr>
           </w:p>
@@ -396,6 +443,118 @@
         <w:tabs>
           <w:tab w:val="left" w:pos="9083"/>
         </w:tabs>
+        <w:rPr>
+          <w:sz w:val="18"/>
+          <w:szCs w:val="18"/>
+        </w:rPr>
+      </w:pPr>
+    </w:p>
+    <w:p>
+      <w:pPr>
+        <w:rPr>
+          <w:sz w:val="18"/>
+          <w:szCs w:val="18"/>
+        </w:rPr>
+      </w:pPr>
+    </w:p>
+    <w:p>
+      <w:pPr>
+        <w:rPr>
+          <w:sz w:val="18"/>
+          <w:szCs w:val="18"/>
+        </w:rPr>
+      </w:pPr>
+    </w:p>
+    <w:p>
+      <w:pPr>
+        <w:rPr>
+          <w:sz w:val="18"/>
+          <w:szCs w:val="18"/>
+        </w:rPr>
+      </w:pPr>
+    </w:p>
+    <w:p>
+      <w:pPr>
+        <w:rPr>
+          <w:sz w:val="18"/>
+          <w:szCs w:val="18"/>
+        </w:rPr>
+      </w:pPr>
+    </w:p>
+    <w:p>
+      <w:pPr>
+        <w:rPr>
+          <w:sz w:val="18"/>
+          <w:szCs w:val="18"/>
+        </w:rPr>
+      </w:pPr>
+    </w:p>
+    <w:p>
+      <w:pPr>
+        <w:rPr>
+          <w:sz w:val="18"/>
+          <w:szCs w:val="18"/>
+        </w:rPr>
+      </w:pPr>
+    </w:p>
+    <w:p>
+      <w:pPr>
+        <w:rPr>
+          <w:sz w:val="18"/>
+          <w:szCs w:val="18"/>
+        </w:rPr>
+      </w:pPr>
+    </w:p>
+    <w:p>
+      <w:pPr>
+        <w:rPr>
+          <w:sz w:val="18"/>
+          <w:szCs w:val="18"/>
+        </w:rPr>
+      </w:pPr>
+    </w:p>
+    <w:p>
+      <w:pPr>
+        <w:rPr>
+          <w:sz w:val="18"/>
+          <w:szCs w:val="18"/>
+        </w:rPr>
+      </w:pPr>
+    </w:p>
+    <w:p>
+      <w:pPr>
+        <w:rPr>
+          <w:sz w:val="18"/>
+          <w:szCs w:val="18"/>
+        </w:rPr>
+      </w:pPr>
+    </w:p>
+    <w:p>
+      <w:pPr>
+        <w:rPr>
+          <w:sz w:val="18"/>
+          <w:szCs w:val="18"/>
+        </w:rPr>
+      </w:pPr>
+    </w:p>
+    <w:p>
+      <w:pPr>
+        <w:rPr>
+          <w:sz w:val="18"/>
+          <w:szCs w:val="18"/>
+        </w:rPr>
+      </w:pPr>
+    </w:p>
+    <w:p>
+      <w:pPr>
+        <w:rPr>
+          <w:sz w:val="18"/>
+          <w:szCs w:val="18"/>
+        </w:rPr>
+      </w:pPr>
+    </w:p>
+    <w:p>
+      <w:pPr>
         <w:rPr>
           <w:sz w:val="18"/>
           <w:szCs w:val="18"/>

--- a/src/core/generation/templates/horizontal.docx
+++ b/src/core/generation/templates/horizontal.docx
@@ -62,7 +62,7 @@
             <w:tr>
               <w:trPr>
                 <w:cantSplit/>
-                <w:trHeight w:hRule="exact" w:val="1656"/>
+                <w:trHeight w:hRule="exact" w:val="1685"/>
                 <w:jc w:val="center"/>
               </w:trPr>
               <w:tc>
@@ -76,7 +76,7 @@
                   </w:tcBorders>
                   <w:shd w:val="clear" w:color="auto" w:fill="FFFFFF" w:themeFill="background1"/>
                   <w:tcMar>
-                    <w:top w:w="29" w:type="dxa"/>
+                    <w:top w:w="14" w:type="dxa"/>
                     <w:left w:w="115" w:type="dxa"/>
                     <w:right w:w="115" w:type="dxa"/>
                   </w:tcMar>
@@ -108,7 +108,7 @@
             <w:tr>
               <w:trPr>
                 <w:cantSplit/>
-                <w:trHeight w:hRule="exact" w:val="216"/>
+                <w:trHeight w:hRule="exact" w:val="173"/>
                 <w:jc w:val="center"/>
               </w:trPr>
               <w:tc>
@@ -122,7 +122,7 @@
                   </w:tcBorders>
                   <w:shd w:val="clear" w:color="auto" w:fill="FFFFFF" w:themeFill="background1"/>
                   <w:tcMar>
-                    <w:top w:w="29" w:type="dxa"/>
+                    <w:top w:w="0" w:type="dxa"/>
                     <w:left w:w="115" w:type="dxa"/>
                     <w:right w:w="115" w:type="dxa"/>
                   </w:tcMar>
@@ -155,8 +155,8 @@
           </w:tbl>
           <w:p>
             <w:pPr>
-              <w:spacing w:line="216" w:lineRule="auto"/>
-              <w:ind w:right="126"/>
+              <w:spacing w:before="40" w:after="40" w:line="216" w:lineRule="auto"/>
+              <w:ind w:right="130"/>
               <w:rPr>
                 <w:rFonts w:ascii="Arial" w:hAnsi="Arial" w:cs="Arial"/>
                 <w:b/>
@@ -216,42 +216,6 @@
               <w:t>}}</w:t>
             </w:r>
           </w:p>
-          <w:p>
-            <w:pPr>
-              <w:spacing w:line="216" w:lineRule="auto"/>
-              <w:ind w:right="126"/>
-              <w:rPr>
-                <w:rFonts w:ascii="Arial" w:hAnsi="Arial" w:cs="Arial"/>
-                <w:b/>
-                <w:bCs/>
-                <w:sz w:val="18"/>
-                <w:szCs w:val="18"/>
-              </w:rPr>
-            </w:pPr>
-          </w:p>
-          <w:p>
-            <w:pPr>
-              <w:spacing w:line="216" w:lineRule="auto"/>
-              <w:ind w:right="126"/>
-              <w:rPr>
-                <w:rFonts w:ascii="Arial" w:hAnsi="Arial" w:cs="Arial"/>
-                <w:b/>
-                <w:bCs/>
-                <w:sz w:val="18"/>
-                <w:szCs w:val="18"/>
-              </w:rPr>
-            </w:pPr>
-            <w:r>
-              <w:rPr>
-                <w:rFonts w:ascii="Arial" w:hAnsi="Arial" w:cs="Arial"/>
-                <w:b/>
-                <w:bCs/>
-                <w:sz w:val="8"/>
-                <w:szCs w:val="8"/>
-              </w:rPr>
-              <w:t>{{Label1.ProductStrain}}</w:t>
-            </w:r>
-          </w:p>
           <w:tbl>
             <w:tblPr>
               <w:tblpPr w:leftFromText="288" w:rightFromText="288" w:vertAnchor="page" w:horzAnchor="margin" w:tblpXSpec="center" w:tblpY="2420"/>
@@ -279,7 +243,7 @@
             <w:tr>
               <w:trPr>
                 <w:cantSplit/>
-                <w:trHeight w:hRule="exact" w:val="936"/>
+                <w:trHeight w:hRule="exact" w:val="907"/>
                 <w:jc w:val="center"/>
               </w:trPr>
               <w:tc>

--- a/src/core/generation/templates/horizontal.docx
+++ b/src/core/generation/templates/horizontal.docx
@@ -100,7 +100,7 @@
                       <w:sz w:val="18"/>
                       <w:szCs w:val="18"/>
                     </w:rPr>
-                    <w:t>{{Label1.DescAndWeight}}</w:t>
+                    <w:t>{{Label1.DescAndWeight}} {{Label1.Discount}}</w:t>
                   </w:r>
                 </w:p>
               </w:tc>

--- a/src/core/generation/templates/horizontal.docx
+++ b/src/core/generation/templates/horizontal.docx
@@ -100,7 +100,7 @@
                       <w:sz w:val="18"/>
                       <w:szCs w:val="18"/>
                     </w:rPr>
-                    <w:t>{{Label1.DescAndWeight}} {{Label1.Discount}}</w:t>
+                    <w:t>{{Label1.DescAndWeight}}</w:t>
                   </w:r>
                 </w:p>
               </w:tc>
